--- a/lessons/10-4/downloads/10-4-notes.docx
+++ b/lessons/10-4/downloads/10-4-notes.docx
@@ -2336,7 +2336,7 @@
           <w:sz w:val="20"/>
           <w:szCs w:val="20"/>
         </w:rPr>
-        <w:t xml:space="preserve">C)  2 to 1</w:t>
+        <w:t xml:space="preserve">C)  1 to 4</w:t>
       </w:r>
     </w:p>
     <w:p>
@@ -2349,7 +2349,7 @@
           <w:sz w:val="20"/>
           <w:szCs w:val="20"/>
         </w:rPr>
-        <w:t xml:space="preserve">D)  1 to 4</w:t>
+        <w:t xml:space="preserve">D)  2 to 1</w:t>
       </w:r>
     </w:p>
     <w:p>
@@ -2478,7 +2478,7 @@
           <w:sz w:val="20"/>
           <w:szCs w:val="20"/>
         </w:rPr>
-        <w:t xml:space="preserve">A)  The length of the perimeter of the front wheel</w:t>
+        <w:t xml:space="preserve">A)  The height of the rider</w:t>
       </w:r>
     </w:p>
     <w:p>
@@ -2491,7 +2491,7 @@
           <w:sz w:val="20"/>
           <w:szCs w:val="20"/>
         </w:rPr>
-        <w:t xml:space="preserve">B)  The height of the rider</w:t>
+        <w:t xml:space="preserve">B)  The length of the perimeter of the front wheel</w:t>
       </w:r>
     </w:p>
     <w:p>
@@ -3247,7 +3247,7 @@
           <w:sz w:val="20"/>
           <w:szCs w:val="20"/>
         </w:rPr>
-        <w:t xml:space="preserve">A)  So the bicycle travels a greater distance with one pedal rotation</w:t>
+        <w:t xml:space="preserve">A)  So the bicycle is easier to stop</w:t>
       </w:r>
     </w:p>
     <w:p>
@@ -3260,7 +3260,7 @@
           <w:sz w:val="20"/>
           <w:szCs w:val="20"/>
         </w:rPr>
-        <w:t xml:space="preserve">B)  So the bicycle is easier to stop</w:t>
+        <w:t xml:space="preserve">B)  So the rider sits closer to the ground</w:t>
       </w:r>
     </w:p>
     <w:p>
@@ -3273,7 +3273,7 @@
           <w:sz w:val="20"/>
           <w:szCs w:val="20"/>
         </w:rPr>
-        <w:t xml:space="preserve">C)  So the rider sits closer to the ground</w:t>
+        <w:t xml:space="preserve">C)  So the bicycle travels a greater distance with one pedal rotation</w:t>
       </w:r>
     </w:p>
     <w:p>
@@ -3463,7 +3463,7 @@
           <w:sz w:val="20"/>
           <w:szCs w:val="20"/>
         </w:rPr>
-        <w:t xml:space="preserve">A)  48 teeth</w:t>
+        <w:t xml:space="preserve">A)  1 tooth</w:t>
       </w:r>
     </w:p>
     <w:p>
@@ -3476,7 +3476,7 @@
           <w:sz w:val="20"/>
           <w:szCs w:val="20"/>
         </w:rPr>
-        <w:t xml:space="preserve">B)  32 teeth</w:t>
+        <w:t xml:space="preserve">B)  12 teeth</w:t>
       </w:r>
     </w:p>
     <w:p>
@@ -3489,7 +3489,7 @@
           <w:sz w:val="20"/>
           <w:szCs w:val="20"/>
         </w:rPr>
-        <w:t xml:space="preserve">C)  12 teeth</w:t>
+        <w:t xml:space="preserve">C)  32 teeth</w:t>
       </w:r>
     </w:p>
     <w:p>
@@ -3502,7 +3502,7 @@
           <w:sz w:val="20"/>
           <w:szCs w:val="20"/>
         </w:rPr>
-        <w:t xml:space="preserve">D)  1 tooth</w:t>
+        <w:t xml:space="preserve">D)  48 teeth</w:t>
       </w:r>
     </w:p>
     <w:p>
@@ -3705,7 +3705,7 @@
           <w:sz w:val="20"/>
           <w:szCs w:val="20"/>
         </w:rPr>
-        <w:t xml:space="preserve">A)  1.5 rotations</w:t>
+        <w:t xml:space="preserve">A)  0.5 rotations</w:t>
       </w:r>
     </w:p>
     <w:p>
@@ -3718,7 +3718,7 @@
           <w:sz w:val="20"/>
           <w:szCs w:val="20"/>
         </w:rPr>
-        <w:t xml:space="preserve">B)  16 rotations</w:t>
+        <w:t xml:space="preserve">B)  1.5 rotations</w:t>
       </w:r>
     </w:p>
     <w:p>
@@ -3731,7 +3731,7 @@
           <w:sz w:val="20"/>
           <w:szCs w:val="20"/>
         </w:rPr>
-        <w:t xml:space="preserve">C)  0.5 rotations</w:t>
+        <w:t xml:space="preserve">C)  2 rotations</w:t>
       </w:r>
     </w:p>
     <w:p>
@@ -3744,7 +3744,7 @@
           <w:sz w:val="20"/>
           <w:szCs w:val="20"/>
         </w:rPr>
-        <w:t xml:space="preserve">D)  2 rotations</w:t>
+        <w:t xml:space="preserve">D)  16 rotations</w:t>
       </w:r>
     </w:p>
     <w:p>
@@ -3835,7 +3835,7 @@
           <w:sz w:val="20"/>
           <w:szCs w:val="20"/>
         </w:rPr>
-        <w:t xml:space="preserve">A)  4 rotations</w:t>
+        <w:t xml:space="preserve">A)  0.25 rotations</w:t>
       </w:r>
     </w:p>
     <w:p>
@@ -3848,7 +3848,7 @@
           <w:sz w:val="20"/>
           <w:szCs w:val="20"/>
         </w:rPr>
-        <w:t xml:space="preserve">B)  36 rotations</w:t>
+        <w:t xml:space="preserve">B)  3 rotations</w:t>
       </w:r>
     </w:p>
     <w:p>
@@ -3861,7 +3861,7 @@
           <w:sz w:val="20"/>
           <w:szCs w:val="20"/>
         </w:rPr>
-        <w:t xml:space="preserve">C)  3 rotations</w:t>
+        <w:t xml:space="preserve">C)  4 rotations</w:t>
       </w:r>
     </w:p>
     <w:p>
@@ -3874,7 +3874,7 @@
           <w:sz w:val="20"/>
           <w:szCs w:val="20"/>
         </w:rPr>
-        <w:t xml:space="preserve">D)  0.25 rotations</w:t>
+        <w:t xml:space="preserve">D)  36 rotations</w:t>
       </w:r>
     </w:p>
     <w:p>

--- a/lessons/10-4/downloads/10-4-notes.docx
+++ b/lessons/10-4/downloads/10-4-notes.docx
@@ -249,49 +249,269 @@
           <w:sz w:val="19"/>
           <w:szCs w:val="19"/>
         </w:rPr>
-        <w:t xml:space="preserve">Look at the picture, read the word, then read what it means.</w:t>
+        <w:t xml:space="preserve">Review each concept term, definition, non-example, and visual clue.</w:t>
       </w:r>
     </w:p>
     <w:tbl>
       <w:tblPr>
-        <w:tblW w:type="pct" w:w="100%"/>
+        <w:tblW w:type="dxa" w:w="9360"/>
         <w:tblBorders>
-          <w:top w:val="none" w:color="FFFFFF" w:sz="0"/>
-          <w:left w:val="none" w:color="FFFFFF" w:sz="0"/>
-          <w:bottom w:val="single" w:color="C7D2DD" w:sz="4"/>
-          <w:right w:val="none" w:color="FFFFFF" w:sz="0"/>
-          <w:insideH w:val="none" w:color="FFFFFF" w:sz="0"/>
-          <w:insideV w:val="none" w:color="FFFFFF" w:sz="0"/>
+          <w:top w:val="single" w:color="C7D2DD" w:sz="6"/>
+          <w:left w:val="single" w:color="C7D2DD" w:sz="6"/>
+          <w:bottom w:val="single" w:color="C7D2DD" w:sz="6"/>
+          <w:right w:val="single" w:color="C7D2DD" w:sz="6"/>
+          <w:insideH w:val="single" w:color="C7D2DD" w:sz="6"/>
+          <w:insideV w:val="single" w:color="C7D2DD" w:sz="6"/>
         </w:tblBorders>
       </w:tblPr>
       <w:tblGrid>
         <w:gridCol w:w="1800"/>
-        <w:gridCol w:w="7560"/>
+        <w:gridCol w:w="3160"/>
+        <w:gridCol w:w="2200"/>
+        <w:gridCol w:w="2200"/>
       </w:tblGrid>
       <w:tr>
         <w:trPr>
           <w:cantSplit/>
+          <w:tblHeader/>
         </w:trPr>
         <w:tc>
           <w:tcPr>
             <w:tcW w:type="dxa" w:w="1800"/>
-            <w:tcMar>
-              <w:top w:type="dxa" w:w="100"/>
-              <w:left w:type="dxa" w:w="40"/>
-              <w:bottom w:type="dxa" w:w="100"/>
-              <w:right w:type="dxa" w:w="120"/>
-            </w:tcMar>
-            <w:vAlign w:val="center"/>
+            <w:shd w:fill="EEF4F8" w:color="auto" w:val="clear"/>
+            <w:tcMar>
+              <w:top w:type="dxa" w:w="80"/>
+              <w:left w:type="dxa" w:w="100"/>
+              <w:bottom w:type="dxa" w:w="80"/>
+              <w:right w:type="dxa" w:w="100"/>
+            </w:tcMar>
           </w:tcPr>
           <w:p>
             <w:pPr>
               <w:spacing w:after="0"/>
+            </w:pPr>
+            <w:r>
+              <w:rPr>
+                <w:b/>
+                <w:bCs/>
+                <w:color w:val="12355B"/>
+                <w:sz w:val="19"/>
+                <w:szCs w:val="19"/>
+              </w:rPr>
+              <w:t xml:space="preserve">Concept Term</w:t>
+            </w:r>
+          </w:p>
+        </w:tc>
+        <w:tc>
+          <w:tcPr>
+            <w:tcW w:type="dxa" w:w="3160"/>
+            <w:shd w:fill="EEF4F8" w:color="auto" w:val="clear"/>
+            <w:tcMar>
+              <w:top w:type="dxa" w:w="80"/>
+              <w:left w:type="dxa" w:w="100"/>
+              <w:bottom w:type="dxa" w:w="80"/>
+              <w:right w:type="dxa" w:w="100"/>
+            </w:tcMar>
+          </w:tcPr>
+          <w:p>
+            <w:pPr>
+              <w:spacing w:after="0"/>
+            </w:pPr>
+            <w:r>
+              <w:rPr>
+                <w:b/>
+                <w:bCs/>
+                <w:color w:val="12355B"/>
+                <w:sz w:val="19"/>
+                <w:szCs w:val="19"/>
+              </w:rPr>
+              <w:t xml:space="preserve">Student-Friendly Definition</w:t>
+            </w:r>
+          </w:p>
+        </w:tc>
+        <w:tc>
+          <w:tcPr>
+            <w:tcW w:type="dxa" w:w="2200"/>
+            <w:shd w:fill="EEF4F8" w:color="auto" w:val="clear"/>
+            <w:tcMar>
+              <w:top w:type="dxa" w:w="80"/>
+              <w:left w:type="dxa" w:w="100"/>
+              <w:bottom w:type="dxa" w:w="80"/>
+              <w:right w:type="dxa" w:w="100"/>
+            </w:tcMar>
+          </w:tcPr>
+          <w:p>
+            <w:pPr>
+              <w:spacing w:after="0"/>
+            </w:pPr>
+            <w:r>
+              <w:rPr>
+                <w:b/>
+                <w:bCs/>
+                <w:color w:val="12355B"/>
+                <w:sz w:val="19"/>
+                <w:szCs w:val="19"/>
+              </w:rPr>
+              <w:t xml:space="preserve">Non-Example</w:t>
+            </w:r>
+          </w:p>
+        </w:tc>
+        <w:tc>
+          <w:tcPr>
+            <w:tcW w:type="dxa" w:w="2200"/>
+            <w:shd w:fill="EEF4F8" w:color="auto" w:val="clear"/>
+            <w:tcMar>
+              <w:top w:type="dxa" w:w="80"/>
+              <w:left w:type="dxa" w:w="100"/>
+              <w:bottom w:type="dxa" w:w="80"/>
+              <w:right w:type="dxa" w:w="100"/>
+            </w:tcMar>
+          </w:tcPr>
+          <w:p>
+            <w:pPr>
+              <w:spacing w:after="0"/>
+            </w:pPr>
+            <w:r>
+              <w:rPr>
+                <w:b/>
+                <w:bCs/>
+                <w:color w:val="12355B"/>
+                <w:sz w:val="19"/>
+                <w:szCs w:val="19"/>
+              </w:rPr>
+              <w:t xml:space="preserve">Visual Clue</w:t>
+            </w:r>
+          </w:p>
+        </w:tc>
+      </w:tr>
+      <w:tr>
+        <w:trPr>
+          <w:cantSplit/>
+        </w:trPr>
+        <w:tc>
+          <w:tcPr>
+            <w:tcW w:type="dxa" w:w="1800"/>
+            <w:tcMar>
+              <w:top w:type="dxa" w:w="80"/>
+              <w:left w:type="dxa" w:w="100"/>
+              <w:bottom w:type="dxa" w:w="80"/>
+              <w:right w:type="dxa" w:w="100"/>
+            </w:tcMar>
+            <w:vAlign w:val="top"/>
+          </w:tcPr>
+          <w:p>
+            <w:pPr>
+              <w:spacing w:after="30"/>
+            </w:pPr>
+            <w:r>
+              <w:rPr>
+                <w:b/>
+                <w:bCs/>
+                <w:color w:val="12355B"/>
+                <w:sz w:val="21"/>
+                <w:szCs w:val="21"/>
+              </w:rPr>
+              <w:t xml:space="preserve">ingenuity</w:t>
+            </w:r>
+          </w:p>
+          <w:p>
+            <w:pPr>
+              <w:spacing w:after="0"/>
+            </w:pPr>
+            <w:r>
+              <w:rPr>
+                <w:i/>
+                <w:iCs/>
+                <w:color w:val="5F6F80"/>
+                <w:sz w:val="18"/>
+                <w:szCs w:val="18"/>
+              </w:rPr>
+              <w:t xml:space="preserve">ingenio</w:t>
+            </w:r>
+          </w:p>
+        </w:tc>
+        <w:tc>
+          <w:tcPr>
+            <w:tcW w:type="dxa" w:w="3160"/>
+            <w:tcMar>
+              <w:top w:type="dxa" w:w="80"/>
+              <w:left w:type="dxa" w:w="100"/>
+              <w:bottom w:type="dxa" w:w="80"/>
+              <w:right w:type="dxa" w:w="100"/>
+            </w:tcMar>
+            <w:vAlign w:val="top"/>
+          </w:tcPr>
+          <w:p>
+            <w:pPr>
+              <w:spacing w:after="0"/>
+            </w:pPr>
+            <w:r>
+              <w:rPr>
+                <w:sz w:val="20"/>
+                <w:szCs w:val="20"/>
+              </w:rPr>
+              <w:t xml:space="preserve">Coming up with different, and sometimes unique, solutions to problems.</w:t>
+            </w:r>
+          </w:p>
+        </w:tc>
+        <w:tc>
+          <w:tcPr>
+            <w:tcW w:type="dxa" w:w="2200"/>
+            <w:tcMar>
+              <w:top w:type="dxa" w:w="80"/>
+              <w:left w:type="dxa" w:w="100"/>
+              <w:bottom w:type="dxa" w:w="80"/>
+              <w:right w:type="dxa" w:w="100"/>
+            </w:tcMar>
+            <w:vAlign w:val="top"/>
+          </w:tcPr>
+          <w:p>
+            <w:pPr>
+              <w:spacing w:after="40"/>
+            </w:pPr>
+            <w:r>
+              <w:rPr>
+                <w:i/>
+                <w:iCs/>
+                <w:color w:val="5F6F80"/>
+                <w:sz w:val="19"/>
+                <w:szCs w:val="19"/>
+              </w:rPr>
+              <w:t xml:space="preserve">Not ingenuity: write a counter-example that breaks the definition.</w:t>
+            </w:r>
+          </w:p>
+          <w:p>
+            <w:pPr>
+              <w:pBdr>
+                <w:bottom w:val="single" w:color="AFBECC" w:sz="6"/>
+              </w:pBdr>
+              <w:spacing w:after="30" w:before="150"/>
+            </w:pPr>
+            <w:r>
+              <w:t xml:space="preserve"/>
+            </w:r>
+          </w:p>
+        </w:tc>
+        <w:tc>
+          <w:tcPr>
+            <w:tcW w:type="dxa" w:w="2200"/>
+            <w:tcMar>
+              <w:top w:type="dxa" w:w="80"/>
+              <w:left w:type="dxa" w:w="100"/>
+              <w:bottom w:type="dxa" w:w="80"/>
+              <w:right w:type="dxa" w:w="100"/>
+            </w:tcMar>
+            <w:vAlign w:val="top"/>
+          </w:tcPr>
+          <w:p>
+            <w:pPr>
+              <w:spacing w:after="40"/>
               <w:jc w:val="center"/>
             </w:pPr>
             <w:r>
               <w:drawing>
                 <wp:inline distT="0" distB="0" distL="0" distR="0">
-                  <wp:extent cx="1047750" cy="790575"/>
+                  <wp:extent cx="876300" cy="657225"/>
                   <wp:effectExtent t="0" r="0" b="0" l="0"/>
                   <wp:docPr id="1" name="" descr="" title=""/>
                   <wp:cNvGraphicFramePr>
@@ -316,7 +536,7 @@
                         <pic:spPr bwMode="auto">
                           <a:xfrm>
                             <a:off x="0" y="0"/>
-                            <a:ext cx="1047750" cy="790575"/>
+                            <a:ext cx="876300" cy="657225"/>
                           </a:xfrm>
                           <a:prstGeom prst="rect">
                             <a:avLst/>
@@ -329,32 +549,108 @@
               </w:drawing>
             </w:r>
           </w:p>
-        </w:tc>
-        <w:tc>
-          <w:tcPr>
-            <w:tcW w:type="dxa" w:w="7560"/>
-            <w:tcMar>
-              <w:top w:type="dxa" w:w="100"/>
-              <w:left w:type="dxa" w:w="40"/>
-              <w:bottom w:type="dxa" w:w="100"/>
-              <w:right w:type="dxa" w:w="40"/>
-            </w:tcMar>
-            <w:vAlign w:val="center"/>
-          </w:tcPr>
-          <w:p>
-            <w:pPr>
-              <w:spacing w:after="50"/>
+          <w:p>
+            <w:pPr>
+              <w:spacing w:after="0"/>
+            </w:pPr>
+            <w:r>
+              <w:rPr>
+                <w:i/>
+                <w:iCs/>
+                <w:color w:val="5F6F80"/>
+                <w:sz w:val="18"/>
+                <w:szCs w:val="18"/>
+              </w:rPr>
+              <w:t xml:space="preserve">The Penny Farthing's huge wheel, then chains and gears — two clever fixes.</w:t>
+            </w:r>
+          </w:p>
+        </w:tc>
+      </w:tr>
+      <w:tr>
+        <w:trPr>
+          <w:cantSplit/>
+        </w:trPr>
+        <w:tc>
+          <w:tcPr>
+            <w:tcW w:type="dxa" w:w="1800"/>
+            <w:tcMar>
+              <w:top w:type="dxa" w:w="80"/>
+              <w:left w:type="dxa" w:w="100"/>
+              <w:bottom w:type="dxa" w:w="80"/>
+              <w:right w:type="dxa" w:w="100"/>
+            </w:tcMar>
+            <w:vAlign w:val="top"/>
+          </w:tcPr>
+          <w:p>
+            <w:pPr>
+              <w:spacing w:after="30"/>
             </w:pPr>
             <w:r>
               <w:rPr>
                 <w:b/>
                 <w:bCs/>
                 <w:color w:val="12355B"/>
-                <w:sz w:val="24"/>
-                <w:szCs w:val="24"/>
-              </w:rPr>
-              <w:t xml:space="preserve">ingenuity</w:t>
-            </w:r>
+                <w:sz w:val="21"/>
+                <w:szCs w:val="21"/>
+              </w:rPr>
+              <w:t xml:space="preserve">rotation</w:t>
+            </w:r>
+          </w:p>
+          <w:p>
+            <w:pPr>
+              <w:spacing w:after="0"/>
+            </w:pPr>
+            <w:r>
+              <w:rPr>
+                <w:i/>
+                <w:iCs/>
+                <w:color w:val="5F6F80"/>
+                <w:sz w:val="18"/>
+                <w:szCs w:val="18"/>
+              </w:rPr>
+              <w:t xml:space="preserve">rotación</w:t>
+            </w:r>
+          </w:p>
+        </w:tc>
+        <w:tc>
+          <w:tcPr>
+            <w:tcW w:type="dxa" w:w="3160"/>
+            <w:tcMar>
+              <w:top w:type="dxa" w:w="80"/>
+              <w:left w:type="dxa" w:w="100"/>
+              <w:bottom w:type="dxa" w:w="80"/>
+              <w:right w:type="dxa" w:w="100"/>
+            </w:tcMar>
+            <w:vAlign w:val="top"/>
+          </w:tcPr>
+          <w:p>
+            <w:pPr>
+              <w:spacing w:after="0"/>
+            </w:pPr>
+            <w:r>
+              <w:rPr>
+                <w:sz w:val="20"/>
+                <w:szCs w:val="20"/>
+              </w:rPr>
+              <w:t xml:space="preserve">One full turn of a wheel, gear, or pedal all the way around.</w:t>
+            </w:r>
+          </w:p>
+        </w:tc>
+        <w:tc>
+          <w:tcPr>
+            <w:tcW w:type="dxa" w:w="2200"/>
+            <w:tcMar>
+              <w:top w:type="dxa" w:w="80"/>
+              <w:left w:type="dxa" w:w="100"/>
+              <w:bottom w:type="dxa" w:w="80"/>
+              <w:right w:type="dxa" w:w="100"/>
+            </w:tcMar>
+            <w:vAlign w:val="top"/>
+          </w:tcPr>
+          <w:p>
+            <w:pPr>
+              <w:spacing w:after="40"/>
+            </w:pPr>
             <w:r>
               <w:rPr>
                 <w:i/>
@@ -363,89 +659,41 @@
                 <w:sz w:val="19"/>
                 <w:szCs w:val="19"/>
               </w:rPr>
-              <w:t xml:space="preserve">   ingenio</w:t>
-            </w:r>
-          </w:p>
+              <w:t xml:space="preserve">Not rotation: write a counter-example that breaks the definition.</w:t>
+            </w:r>
+          </w:p>
+          <w:p>
+            <w:pPr>
+              <w:pBdr>
+                <w:bottom w:val="single" w:color="AFBECC" w:sz="6"/>
+              </w:pBdr>
+              <w:spacing w:after="30" w:before="150"/>
+            </w:pPr>
+            <w:r>
+              <w:t xml:space="preserve"/>
+            </w:r>
+          </w:p>
+        </w:tc>
+        <w:tc>
+          <w:tcPr>
+            <w:tcW w:type="dxa" w:w="2200"/>
+            <w:tcMar>
+              <w:top w:type="dxa" w:w="80"/>
+              <w:left w:type="dxa" w:w="100"/>
+              <w:bottom w:type="dxa" w:w="80"/>
+              <w:right w:type="dxa" w:w="100"/>
+            </w:tcMar>
+            <w:vAlign w:val="top"/>
+          </w:tcPr>
           <w:p>
             <w:pPr>
               <w:spacing w:after="40"/>
-            </w:pPr>
-            <w:r>
-              <w:rPr>
-                <w:sz w:val="21"/>
-                <w:szCs w:val="21"/>
-              </w:rPr>
-              <w:t xml:space="preserve">Coming up with different, and sometimes unique, solutions to problems.</w:t>
-            </w:r>
-          </w:p>
-          <w:p>
-            <w:pPr>
-              <w:spacing w:after="0"/>
-            </w:pPr>
-            <w:r>
-              <w:rPr>
-                <w:b/>
-                <w:bCs/>
-                <w:color w:val="1FA6A2"/>
-                <w:sz w:val="18"/>
-                <w:szCs w:val="18"/>
-              </w:rPr>
-              <w:t xml:space="preserve">Example:  </w:t>
-            </w:r>
-            <w:r>
-              <w:rPr>
-                <w:i/>
-                <w:iCs/>
-                <w:color w:val="5F6F80"/>
-                <w:sz w:val="18"/>
-                <w:szCs w:val="18"/>
-              </w:rPr>
-              <w:t xml:space="preserve">The Penny Farthing's huge wheel, then chains and gears — two clever fixes.</w:t>
-            </w:r>
-          </w:p>
-        </w:tc>
-      </w:tr>
-    </w:tbl>
-    <w:tbl>
-      <w:tblPr>
-        <w:tblW w:type="pct" w:w="100%"/>
-        <w:tblBorders>
-          <w:top w:val="none" w:color="FFFFFF" w:sz="0"/>
-          <w:left w:val="none" w:color="FFFFFF" w:sz="0"/>
-          <w:bottom w:val="single" w:color="C7D2DD" w:sz="4"/>
-          <w:right w:val="none" w:color="FFFFFF" w:sz="0"/>
-          <w:insideH w:val="none" w:color="FFFFFF" w:sz="0"/>
-          <w:insideV w:val="none" w:color="FFFFFF" w:sz="0"/>
-        </w:tblBorders>
-      </w:tblPr>
-      <w:tblGrid>
-        <w:gridCol w:w="1800"/>
-        <w:gridCol w:w="7560"/>
-      </w:tblGrid>
-      <w:tr>
-        <w:trPr>
-          <w:cantSplit/>
-        </w:trPr>
-        <w:tc>
-          <w:tcPr>
-            <w:tcW w:type="dxa" w:w="1800"/>
-            <w:tcMar>
-              <w:top w:type="dxa" w:w="100"/>
-              <w:left w:type="dxa" w:w="40"/>
-              <w:bottom w:type="dxa" w:w="100"/>
-              <w:right w:type="dxa" w:w="120"/>
-            </w:tcMar>
-            <w:vAlign w:val="center"/>
-          </w:tcPr>
-          <w:p>
-            <w:pPr>
-              <w:spacing w:after="0"/>
               <w:jc w:val="center"/>
             </w:pPr>
             <w:r>
               <w:drawing>
                 <wp:inline distT="0" distB="0" distL="0" distR="0">
-                  <wp:extent cx="1047750" cy="790575"/>
+                  <wp:extent cx="876300" cy="657225"/>
                   <wp:effectExtent t="0" r="0" b="0" l="0"/>
                   <wp:docPr id="1" name="" descr="" title=""/>
                   <wp:cNvGraphicFramePr>
@@ -470,7 +718,7 @@
                         <pic:spPr bwMode="auto">
                           <a:xfrm>
                             <a:off x="0" y="0"/>
-                            <a:ext cx="1047750" cy="790575"/>
+                            <a:ext cx="876300" cy="657225"/>
                           </a:xfrm>
                           <a:prstGeom prst="rect">
                             <a:avLst/>
@@ -483,32 +731,108 @@
               </w:drawing>
             </w:r>
           </w:p>
-        </w:tc>
-        <w:tc>
-          <w:tcPr>
-            <w:tcW w:type="dxa" w:w="7560"/>
-            <w:tcMar>
-              <w:top w:type="dxa" w:w="100"/>
-              <w:left w:type="dxa" w:w="40"/>
-              <w:bottom w:type="dxa" w:w="100"/>
-              <w:right w:type="dxa" w:w="40"/>
-            </w:tcMar>
-            <w:vAlign w:val="center"/>
-          </w:tcPr>
-          <w:p>
-            <w:pPr>
-              <w:spacing w:after="50"/>
+          <w:p>
+            <w:pPr>
+              <w:spacing w:after="0"/>
+            </w:pPr>
+            <w:r>
+              <w:rPr>
+                <w:i/>
+                <w:iCs/>
+                <w:color w:val="5F6F80"/>
+                <w:sz w:val="18"/>
+                <w:szCs w:val="18"/>
+              </w:rPr>
+              <w:t xml:space="preserve">One full turn of the pedal — 360° all the way around.</w:t>
+            </w:r>
+          </w:p>
+        </w:tc>
+      </w:tr>
+      <w:tr>
+        <w:trPr>
+          <w:cantSplit/>
+        </w:trPr>
+        <w:tc>
+          <w:tcPr>
+            <w:tcW w:type="dxa" w:w="1800"/>
+            <w:tcMar>
+              <w:top w:type="dxa" w:w="80"/>
+              <w:left w:type="dxa" w:w="100"/>
+              <w:bottom w:type="dxa" w:w="80"/>
+              <w:right w:type="dxa" w:w="100"/>
+            </w:tcMar>
+            <w:vAlign w:val="top"/>
+          </w:tcPr>
+          <w:p>
+            <w:pPr>
+              <w:spacing w:after="30"/>
             </w:pPr>
             <w:r>
               <w:rPr>
                 <w:b/>
                 <w:bCs/>
                 <w:color w:val="12355B"/>
-                <w:sz w:val="24"/>
-                <w:szCs w:val="24"/>
-              </w:rPr>
-              <w:t xml:space="preserve">rotation</w:t>
-            </w:r>
+                <w:sz w:val="21"/>
+                <w:szCs w:val="21"/>
+              </w:rPr>
+              <w:t xml:space="preserve">gear</w:t>
+            </w:r>
+          </w:p>
+          <w:p>
+            <w:pPr>
+              <w:spacing w:after="0"/>
+            </w:pPr>
+            <w:r>
+              <w:rPr>
+                <w:i/>
+                <w:iCs/>
+                <w:color w:val="5F6F80"/>
+                <w:sz w:val="18"/>
+                <w:szCs w:val="18"/>
+              </w:rPr>
+              <w:t xml:space="preserve">engranaje</w:t>
+            </w:r>
+          </w:p>
+        </w:tc>
+        <w:tc>
+          <w:tcPr>
+            <w:tcW w:type="dxa" w:w="3160"/>
+            <w:tcMar>
+              <w:top w:type="dxa" w:w="80"/>
+              <w:left w:type="dxa" w:w="100"/>
+              <w:bottom w:type="dxa" w:w="80"/>
+              <w:right w:type="dxa" w:w="100"/>
+            </w:tcMar>
+            <w:vAlign w:val="top"/>
+          </w:tcPr>
+          <w:p>
+            <w:pPr>
+              <w:spacing w:after="0"/>
+            </w:pPr>
+            <w:r>
+              <w:rPr>
+                <w:sz w:val="20"/>
+                <w:szCs w:val="20"/>
+              </w:rPr>
+              <w:t xml:space="preserve">A toothed wheel that passes motion to another toothed wheel through a chain.</w:t>
+            </w:r>
+          </w:p>
+        </w:tc>
+        <w:tc>
+          <w:tcPr>
+            <w:tcW w:type="dxa" w:w="2200"/>
+            <w:tcMar>
+              <w:top w:type="dxa" w:w="80"/>
+              <w:left w:type="dxa" w:w="100"/>
+              <w:bottom w:type="dxa" w:w="80"/>
+              <w:right w:type="dxa" w:w="100"/>
+            </w:tcMar>
+            <w:vAlign w:val="top"/>
+          </w:tcPr>
+          <w:p>
+            <w:pPr>
+              <w:spacing w:after="40"/>
+            </w:pPr>
             <w:r>
               <w:rPr>
                 <w:i/>
@@ -517,89 +841,41 @@
                 <w:sz w:val="19"/>
                 <w:szCs w:val="19"/>
               </w:rPr>
-              <w:t xml:space="preserve">   rotación</w:t>
-            </w:r>
-          </w:p>
+              <w:t xml:space="preserve">Not gear: write a counter-example that breaks the definition.</w:t>
+            </w:r>
+          </w:p>
+          <w:p>
+            <w:pPr>
+              <w:pBdr>
+                <w:bottom w:val="single" w:color="AFBECC" w:sz="6"/>
+              </w:pBdr>
+              <w:spacing w:after="30" w:before="150"/>
+            </w:pPr>
+            <w:r>
+              <w:t xml:space="preserve"/>
+            </w:r>
+          </w:p>
+        </w:tc>
+        <w:tc>
+          <w:tcPr>
+            <w:tcW w:type="dxa" w:w="2200"/>
+            <w:tcMar>
+              <w:top w:type="dxa" w:w="80"/>
+              <w:left w:type="dxa" w:w="100"/>
+              <w:bottom w:type="dxa" w:w="80"/>
+              <w:right w:type="dxa" w:w="100"/>
+            </w:tcMar>
+            <w:vAlign w:val="top"/>
+          </w:tcPr>
           <w:p>
             <w:pPr>
               <w:spacing w:after="40"/>
-            </w:pPr>
-            <w:r>
-              <w:rPr>
-                <w:sz w:val="21"/>
-                <w:szCs w:val="21"/>
-              </w:rPr>
-              <w:t xml:space="preserve">One full turn of a wheel, gear, or pedal all the way around.</w:t>
-            </w:r>
-          </w:p>
-          <w:p>
-            <w:pPr>
-              <w:spacing w:after="0"/>
-            </w:pPr>
-            <w:r>
-              <w:rPr>
-                <w:b/>
-                <w:bCs/>
-                <w:color w:val="1FA6A2"/>
-                <w:sz w:val="18"/>
-                <w:szCs w:val="18"/>
-              </w:rPr>
-              <w:t xml:space="preserve">Example:  </w:t>
-            </w:r>
-            <w:r>
-              <w:rPr>
-                <w:i/>
-                <w:iCs/>
-                <w:color w:val="5F6F80"/>
-                <w:sz w:val="18"/>
-                <w:szCs w:val="18"/>
-              </w:rPr>
-              <w:t xml:space="preserve">One full turn of the pedal — 360° all the way around.</w:t>
-            </w:r>
-          </w:p>
-        </w:tc>
-      </w:tr>
-    </w:tbl>
-    <w:tbl>
-      <w:tblPr>
-        <w:tblW w:type="pct" w:w="100%"/>
-        <w:tblBorders>
-          <w:top w:val="none" w:color="FFFFFF" w:sz="0"/>
-          <w:left w:val="none" w:color="FFFFFF" w:sz="0"/>
-          <w:bottom w:val="single" w:color="C7D2DD" w:sz="4"/>
-          <w:right w:val="none" w:color="FFFFFF" w:sz="0"/>
-          <w:insideH w:val="none" w:color="FFFFFF" w:sz="0"/>
-          <w:insideV w:val="none" w:color="FFFFFF" w:sz="0"/>
-        </w:tblBorders>
-      </w:tblPr>
-      <w:tblGrid>
-        <w:gridCol w:w="1800"/>
-        <w:gridCol w:w="7560"/>
-      </w:tblGrid>
-      <w:tr>
-        <w:trPr>
-          <w:cantSplit/>
-        </w:trPr>
-        <w:tc>
-          <w:tcPr>
-            <w:tcW w:type="dxa" w:w="1800"/>
-            <w:tcMar>
-              <w:top w:type="dxa" w:w="100"/>
-              <w:left w:type="dxa" w:w="40"/>
-              <w:bottom w:type="dxa" w:w="100"/>
-              <w:right w:type="dxa" w:w="120"/>
-            </w:tcMar>
-            <w:vAlign w:val="center"/>
-          </w:tcPr>
-          <w:p>
-            <w:pPr>
-              <w:spacing w:after="0"/>
               <w:jc w:val="center"/>
             </w:pPr>
             <w:r>
               <w:drawing>
                 <wp:inline distT="0" distB="0" distL="0" distR="0">
-                  <wp:extent cx="1047750" cy="790575"/>
+                  <wp:extent cx="876300" cy="657225"/>
                   <wp:effectExtent t="0" r="0" b="0" l="0"/>
                   <wp:docPr id="1" name="" descr="" title=""/>
                   <wp:cNvGraphicFramePr>
@@ -624,7 +900,7 @@
                         <pic:spPr bwMode="auto">
                           <a:xfrm>
                             <a:off x="0" y="0"/>
-                            <a:ext cx="1047750" cy="790575"/>
+                            <a:ext cx="876300" cy="657225"/>
                           </a:xfrm>
                           <a:prstGeom prst="rect">
                             <a:avLst/>
@@ -637,32 +913,108 @@
               </w:drawing>
             </w:r>
           </w:p>
-        </w:tc>
-        <w:tc>
-          <w:tcPr>
-            <w:tcW w:type="dxa" w:w="7560"/>
-            <w:tcMar>
-              <w:top w:type="dxa" w:w="100"/>
-              <w:left w:type="dxa" w:w="40"/>
-              <w:bottom w:type="dxa" w:w="100"/>
-              <w:right w:type="dxa" w:w="40"/>
-            </w:tcMar>
-            <w:vAlign w:val="center"/>
-          </w:tcPr>
-          <w:p>
-            <w:pPr>
-              <w:spacing w:after="50"/>
+          <w:p>
+            <w:pPr>
+              <w:spacing w:after="0"/>
+            </w:pPr>
+            <w:r>
+              <w:rPr>
+                <w:i/>
+                <w:iCs/>
+                <w:color w:val="5F6F80"/>
+                <w:sz w:val="18"/>
+                <w:szCs w:val="18"/>
+              </w:rPr>
+              <w:t xml:space="preserve">A 48-tooth pedal gear pulling a 12-tooth wheel gear through the chain.</w:t>
+            </w:r>
+          </w:p>
+        </w:tc>
+      </w:tr>
+      <w:tr>
+        <w:trPr>
+          <w:cantSplit/>
+        </w:trPr>
+        <w:tc>
+          <w:tcPr>
+            <w:tcW w:type="dxa" w:w="1800"/>
+            <w:tcMar>
+              <w:top w:type="dxa" w:w="80"/>
+              <w:left w:type="dxa" w:w="100"/>
+              <w:bottom w:type="dxa" w:w="80"/>
+              <w:right w:type="dxa" w:w="100"/>
+            </w:tcMar>
+            <w:vAlign w:val="top"/>
+          </w:tcPr>
+          <w:p>
+            <w:pPr>
+              <w:spacing w:after="30"/>
             </w:pPr>
             <w:r>
               <w:rPr>
                 <w:b/>
                 <w:bCs/>
                 <w:color w:val="12355B"/>
-                <w:sz w:val="24"/>
-                <w:szCs w:val="24"/>
-              </w:rPr>
-              <w:t xml:space="preserve">gear</w:t>
-            </w:r>
+                <w:sz w:val="21"/>
+                <w:szCs w:val="21"/>
+              </w:rPr>
+              <w:t xml:space="preserve">ratio</w:t>
+            </w:r>
+          </w:p>
+          <w:p>
+            <w:pPr>
+              <w:spacing w:after="0"/>
+            </w:pPr>
+            <w:r>
+              <w:rPr>
+                <w:i/>
+                <w:iCs/>
+                <w:color w:val="5F6F80"/>
+                <w:sz w:val="18"/>
+                <w:szCs w:val="18"/>
+              </w:rPr>
+              <w:t xml:space="preserve">razón</w:t>
+            </w:r>
+          </w:p>
+        </w:tc>
+        <w:tc>
+          <w:tcPr>
+            <w:tcW w:type="dxa" w:w="3160"/>
+            <w:tcMar>
+              <w:top w:type="dxa" w:w="80"/>
+              <w:left w:type="dxa" w:w="100"/>
+              <w:bottom w:type="dxa" w:w="80"/>
+              <w:right w:type="dxa" w:w="100"/>
+            </w:tcMar>
+            <w:vAlign w:val="top"/>
+          </w:tcPr>
+          <w:p>
+            <w:pPr>
+              <w:spacing w:after="0"/>
+            </w:pPr>
+            <w:r>
+              <w:rPr>
+                <w:sz w:val="20"/>
+                <w:szCs w:val="20"/>
+              </w:rPr>
+              <w:t xml:space="preserve">A comparison of two quantities, like pedal rotations to wheel rotations.</w:t>
+            </w:r>
+          </w:p>
+        </w:tc>
+        <w:tc>
+          <w:tcPr>
+            <w:tcW w:type="dxa" w:w="2200"/>
+            <w:tcMar>
+              <w:top w:type="dxa" w:w="80"/>
+              <w:left w:type="dxa" w:w="100"/>
+              <w:bottom w:type="dxa" w:w="80"/>
+              <w:right w:type="dxa" w:w="100"/>
+            </w:tcMar>
+            <w:vAlign w:val="top"/>
+          </w:tcPr>
+          <w:p>
+            <w:pPr>
+              <w:spacing w:after="40"/>
+            </w:pPr>
             <w:r>
               <w:rPr>
                 <w:i/>
@@ -671,89 +1023,41 @@
                 <w:sz w:val="19"/>
                 <w:szCs w:val="19"/>
               </w:rPr>
-              <w:t xml:space="preserve">   engranaje</w:t>
-            </w:r>
-          </w:p>
+              <w:t xml:space="preserve">Not ratio: write a counter-example that breaks the definition.</w:t>
+            </w:r>
+          </w:p>
+          <w:p>
+            <w:pPr>
+              <w:pBdr>
+                <w:bottom w:val="single" w:color="AFBECC" w:sz="6"/>
+              </w:pBdr>
+              <w:spacing w:after="30" w:before="150"/>
+            </w:pPr>
+            <w:r>
+              <w:t xml:space="preserve"/>
+            </w:r>
+          </w:p>
+        </w:tc>
+        <w:tc>
+          <w:tcPr>
+            <w:tcW w:type="dxa" w:w="2200"/>
+            <w:tcMar>
+              <w:top w:type="dxa" w:w="80"/>
+              <w:left w:type="dxa" w:w="100"/>
+              <w:bottom w:type="dxa" w:w="80"/>
+              <w:right w:type="dxa" w:w="100"/>
+            </w:tcMar>
+            <w:vAlign w:val="top"/>
+          </w:tcPr>
           <w:p>
             <w:pPr>
               <w:spacing w:after="40"/>
-            </w:pPr>
-            <w:r>
-              <w:rPr>
-                <w:sz w:val="21"/>
-                <w:szCs w:val="21"/>
-              </w:rPr>
-              <w:t xml:space="preserve">A toothed wheel that passes motion to another toothed wheel through a chain.</w:t>
-            </w:r>
-          </w:p>
-          <w:p>
-            <w:pPr>
-              <w:spacing w:after="0"/>
-            </w:pPr>
-            <w:r>
-              <w:rPr>
-                <w:b/>
-                <w:bCs/>
-                <w:color w:val="1FA6A2"/>
-                <w:sz w:val="18"/>
-                <w:szCs w:val="18"/>
-              </w:rPr>
-              <w:t xml:space="preserve">Example:  </w:t>
-            </w:r>
-            <w:r>
-              <w:rPr>
-                <w:i/>
-                <w:iCs/>
-                <w:color w:val="5F6F80"/>
-                <w:sz w:val="18"/>
-                <w:szCs w:val="18"/>
-              </w:rPr>
-              <w:t xml:space="preserve">A 48-tooth pedal gear pulling a 12-tooth wheel gear through the chain.</w:t>
-            </w:r>
-          </w:p>
-        </w:tc>
-      </w:tr>
-    </w:tbl>
-    <w:tbl>
-      <w:tblPr>
-        <w:tblW w:type="pct" w:w="100%"/>
-        <w:tblBorders>
-          <w:top w:val="none" w:color="FFFFFF" w:sz="0"/>
-          <w:left w:val="none" w:color="FFFFFF" w:sz="0"/>
-          <w:bottom w:val="single" w:color="C7D2DD" w:sz="4"/>
-          <w:right w:val="none" w:color="FFFFFF" w:sz="0"/>
-          <w:insideH w:val="none" w:color="FFFFFF" w:sz="0"/>
-          <w:insideV w:val="none" w:color="FFFFFF" w:sz="0"/>
-        </w:tblBorders>
-      </w:tblPr>
-      <w:tblGrid>
-        <w:gridCol w:w="1800"/>
-        <w:gridCol w:w="7560"/>
-      </w:tblGrid>
-      <w:tr>
-        <w:trPr>
-          <w:cantSplit/>
-        </w:trPr>
-        <w:tc>
-          <w:tcPr>
-            <w:tcW w:type="dxa" w:w="1800"/>
-            <w:tcMar>
-              <w:top w:type="dxa" w:w="100"/>
-              <w:left w:type="dxa" w:w="40"/>
-              <w:bottom w:type="dxa" w:w="100"/>
-              <w:right w:type="dxa" w:w="120"/>
-            </w:tcMar>
-            <w:vAlign w:val="center"/>
-          </w:tcPr>
-          <w:p>
-            <w:pPr>
-              <w:spacing w:after="0"/>
               <w:jc w:val="center"/>
             </w:pPr>
             <w:r>
               <w:drawing>
                 <wp:inline distT="0" distB="0" distL="0" distR="0">
-                  <wp:extent cx="1047750" cy="790575"/>
+                  <wp:extent cx="876300" cy="657225"/>
                   <wp:effectExtent t="0" r="0" b="0" l="0"/>
                   <wp:docPr id="1" name="" descr="" title=""/>
                   <wp:cNvGraphicFramePr>
@@ -778,7 +1082,7 @@
                         <pic:spPr bwMode="auto">
                           <a:xfrm>
                             <a:off x="0" y="0"/>
-                            <a:ext cx="1047750" cy="790575"/>
+                            <a:ext cx="876300" cy="657225"/>
                           </a:xfrm>
                           <a:prstGeom prst="rect">
                             <a:avLst/>
@@ -791,32 +1095,108 @@
               </w:drawing>
             </w:r>
           </w:p>
-        </w:tc>
-        <w:tc>
-          <w:tcPr>
-            <w:tcW w:type="dxa" w:w="7560"/>
-            <w:tcMar>
-              <w:top w:type="dxa" w:w="100"/>
-              <w:left w:type="dxa" w:w="40"/>
-              <w:bottom w:type="dxa" w:w="100"/>
-              <w:right w:type="dxa" w:w="40"/>
-            </w:tcMar>
-            <w:vAlign w:val="center"/>
-          </w:tcPr>
-          <w:p>
-            <w:pPr>
-              <w:spacing w:after="50"/>
+          <w:p>
+            <w:pPr>
+              <w:spacing w:after="0"/>
+            </w:pPr>
+            <w:r>
+              <w:rPr>
+                <w:i/>
+                <w:iCs/>
+                <w:color w:val="5F6F80"/>
+                <w:sz w:val="18"/>
+                <w:szCs w:val="18"/>
+              </w:rPr>
+              <w:t xml:space="preserve">48 pedal teeth to 12 wheel teeth — 4 wheel turns for every pedal turn.</w:t>
+            </w:r>
+          </w:p>
+        </w:tc>
+      </w:tr>
+      <w:tr>
+        <w:trPr>
+          <w:cantSplit/>
+        </w:trPr>
+        <w:tc>
+          <w:tcPr>
+            <w:tcW w:type="dxa" w:w="1800"/>
+            <w:tcMar>
+              <w:top w:type="dxa" w:w="80"/>
+              <w:left w:type="dxa" w:w="100"/>
+              <w:bottom w:type="dxa" w:w="80"/>
+              <w:right w:type="dxa" w:w="100"/>
+            </w:tcMar>
+            <w:vAlign w:val="top"/>
+          </w:tcPr>
+          <w:p>
+            <w:pPr>
+              <w:spacing w:after="30"/>
             </w:pPr>
             <w:r>
               <w:rPr>
                 <w:b/>
                 <w:bCs/>
                 <w:color w:val="12355B"/>
-                <w:sz w:val="24"/>
-                <w:szCs w:val="24"/>
-              </w:rPr>
-              <w:t xml:space="preserve">ratio</w:t>
-            </w:r>
+                <w:sz w:val="21"/>
+                <w:szCs w:val="21"/>
+              </w:rPr>
+              <w:t xml:space="preserve">equivalent ratios</w:t>
+            </w:r>
+          </w:p>
+          <w:p>
+            <w:pPr>
+              <w:spacing w:after="0"/>
+            </w:pPr>
+            <w:r>
+              <w:rPr>
+                <w:i/>
+                <w:iCs/>
+                <w:color w:val="5F6F80"/>
+                <w:sz w:val="18"/>
+                <w:szCs w:val="18"/>
+              </w:rPr>
+              <w:t xml:space="preserve">razones equivalentes</w:t>
+            </w:r>
+          </w:p>
+        </w:tc>
+        <w:tc>
+          <w:tcPr>
+            <w:tcW w:type="dxa" w:w="3160"/>
+            <w:tcMar>
+              <w:top w:type="dxa" w:w="80"/>
+              <w:left w:type="dxa" w:w="100"/>
+              <w:bottom w:type="dxa" w:w="80"/>
+              <w:right w:type="dxa" w:w="100"/>
+            </w:tcMar>
+            <w:vAlign w:val="top"/>
+          </w:tcPr>
+          <w:p>
+            <w:pPr>
+              <w:spacing w:after="0"/>
+            </w:pPr>
+            <w:r>
+              <w:rPr>
+                <w:sz w:val="20"/>
+                <w:szCs w:val="20"/>
+              </w:rPr>
+              <w:t xml:space="preserve">Ratios that make the same comparison using different numbers.</w:t>
+            </w:r>
+          </w:p>
+        </w:tc>
+        <w:tc>
+          <w:tcPr>
+            <w:tcW w:type="dxa" w:w="2200"/>
+            <w:tcMar>
+              <w:top w:type="dxa" w:w="80"/>
+              <w:left w:type="dxa" w:w="100"/>
+              <w:bottom w:type="dxa" w:w="80"/>
+              <w:right w:type="dxa" w:w="100"/>
+            </w:tcMar>
+            <w:vAlign w:val="top"/>
+          </w:tcPr>
+          <w:p>
+            <w:pPr>
+              <w:spacing w:after="40"/>
+            </w:pPr>
             <w:r>
               <w:rPr>
                 <w:i/>
@@ -825,89 +1205,41 @@
                 <w:sz w:val="19"/>
                 <w:szCs w:val="19"/>
               </w:rPr>
-              <w:t xml:space="preserve">   razón</w:t>
-            </w:r>
-          </w:p>
+              <w:t xml:space="preserve">Not equivalent ratios: write a counter-example that breaks the definition.</w:t>
+            </w:r>
+          </w:p>
+          <w:p>
+            <w:pPr>
+              <w:pBdr>
+                <w:bottom w:val="single" w:color="AFBECC" w:sz="6"/>
+              </w:pBdr>
+              <w:spacing w:after="30" w:before="150"/>
+            </w:pPr>
+            <w:r>
+              <w:t xml:space="preserve"/>
+            </w:r>
+          </w:p>
+        </w:tc>
+        <w:tc>
+          <w:tcPr>
+            <w:tcW w:type="dxa" w:w="2200"/>
+            <w:tcMar>
+              <w:top w:type="dxa" w:w="80"/>
+              <w:left w:type="dxa" w:w="100"/>
+              <w:bottom w:type="dxa" w:w="80"/>
+              <w:right w:type="dxa" w:w="100"/>
+            </w:tcMar>
+            <w:vAlign w:val="top"/>
+          </w:tcPr>
           <w:p>
             <w:pPr>
               <w:spacing w:after="40"/>
-            </w:pPr>
-            <w:r>
-              <w:rPr>
-                <w:sz w:val="21"/>
-                <w:szCs w:val="21"/>
-              </w:rPr>
-              <w:t xml:space="preserve">A comparison of two quantities, like pedal rotations to wheel rotations.</w:t>
-            </w:r>
-          </w:p>
-          <w:p>
-            <w:pPr>
-              <w:spacing w:after="0"/>
-            </w:pPr>
-            <w:r>
-              <w:rPr>
-                <w:b/>
-                <w:bCs/>
-                <w:color w:val="1FA6A2"/>
-                <w:sz w:val="18"/>
-                <w:szCs w:val="18"/>
-              </w:rPr>
-              <w:t xml:space="preserve">Example:  </w:t>
-            </w:r>
-            <w:r>
-              <w:rPr>
-                <w:i/>
-                <w:iCs/>
-                <w:color w:val="5F6F80"/>
-                <w:sz w:val="18"/>
-                <w:szCs w:val="18"/>
-              </w:rPr>
-              <w:t xml:space="preserve">48 pedal teeth to 12 wheel teeth — 4 wheel turns for every pedal turn.</w:t>
-            </w:r>
-          </w:p>
-        </w:tc>
-      </w:tr>
-    </w:tbl>
-    <w:tbl>
-      <w:tblPr>
-        <w:tblW w:type="pct" w:w="100%"/>
-        <w:tblBorders>
-          <w:top w:val="none" w:color="FFFFFF" w:sz="0"/>
-          <w:left w:val="none" w:color="FFFFFF" w:sz="0"/>
-          <w:bottom w:val="single" w:color="C7D2DD" w:sz="4"/>
-          <w:right w:val="none" w:color="FFFFFF" w:sz="0"/>
-          <w:insideH w:val="none" w:color="FFFFFF" w:sz="0"/>
-          <w:insideV w:val="none" w:color="FFFFFF" w:sz="0"/>
-        </w:tblBorders>
-      </w:tblPr>
-      <w:tblGrid>
-        <w:gridCol w:w="1800"/>
-        <w:gridCol w:w="7560"/>
-      </w:tblGrid>
-      <w:tr>
-        <w:trPr>
-          <w:cantSplit/>
-        </w:trPr>
-        <w:tc>
-          <w:tcPr>
-            <w:tcW w:type="dxa" w:w="1800"/>
-            <w:tcMar>
-              <w:top w:type="dxa" w:w="100"/>
-              <w:left w:type="dxa" w:w="40"/>
-              <w:bottom w:type="dxa" w:w="100"/>
-              <w:right w:type="dxa" w:w="120"/>
-            </w:tcMar>
-            <w:vAlign w:val="center"/>
-          </w:tcPr>
-          <w:p>
-            <w:pPr>
-              <w:spacing w:after="0"/>
               <w:jc w:val="center"/>
             </w:pPr>
             <w:r>
               <w:drawing>
                 <wp:inline distT="0" distB="0" distL="0" distR="0">
-                  <wp:extent cx="1047750" cy="790575"/>
+                  <wp:extent cx="876300" cy="657225"/>
                   <wp:effectExtent t="0" r="0" b="0" l="0"/>
                   <wp:docPr id="1" name="" descr="" title=""/>
                   <wp:cNvGraphicFramePr>
@@ -932,7 +1264,7 @@
                         <pic:spPr bwMode="auto">
                           <a:xfrm>
                             <a:off x="0" y="0"/>
-                            <a:ext cx="1047750" cy="790575"/>
+                            <a:ext cx="876300" cy="657225"/>
                           </a:xfrm>
                           <a:prstGeom prst="rect">
                             <a:avLst/>
@@ -945,69 +1277,10 @@
               </w:drawing>
             </w:r>
           </w:p>
-        </w:tc>
-        <w:tc>
-          <w:tcPr>
-            <w:tcW w:type="dxa" w:w="7560"/>
-            <w:tcMar>
-              <w:top w:type="dxa" w:w="100"/>
-              <w:left w:type="dxa" w:w="40"/>
-              <w:bottom w:type="dxa" w:w="100"/>
-              <w:right w:type="dxa" w:w="40"/>
-            </w:tcMar>
-            <w:vAlign w:val="center"/>
-          </w:tcPr>
-          <w:p>
-            <w:pPr>
-              <w:spacing w:after="50"/>
-            </w:pPr>
-            <w:r>
-              <w:rPr>
-                <w:b/>
-                <w:bCs/>
-                <w:color w:val="12355B"/>
-                <w:sz w:val="24"/>
-                <w:szCs w:val="24"/>
-              </w:rPr>
-              <w:t xml:space="preserve">equivalent ratios</w:t>
-            </w:r>
-            <w:r>
-              <w:rPr>
-                <w:i/>
-                <w:iCs/>
-                <w:color w:val="5F6F80"/>
-                <w:sz w:val="19"/>
-                <w:szCs w:val="19"/>
-              </w:rPr>
-              <w:t xml:space="preserve">   razones equivalentes</w:t>
-            </w:r>
-          </w:p>
-          <w:p>
-            <w:pPr>
-              <w:spacing w:after="40"/>
-            </w:pPr>
-            <w:r>
-              <w:rPr>
-                <w:sz w:val="21"/>
-                <w:szCs w:val="21"/>
-              </w:rPr>
-              <w:t xml:space="preserve">Ratios that make the same comparison using different numbers.</w:t>
-            </w:r>
-          </w:p>
           <w:p>
             <w:pPr>
               <w:spacing w:after="0"/>
             </w:pPr>
-            <w:r>
-              <w:rPr>
-                <w:b/>
-                <w:bCs/>
-                <w:color w:val="1FA6A2"/>
-                <w:sz w:val="18"/>
-                <w:szCs w:val="18"/>
-              </w:rPr>
-              <w:t xml:space="preserve">Example:  </w:t>
-            </w:r>
             <w:r>
               <w:rPr>
                 <w:i/>
@@ -3168,7 +3441,7 @@
           <w:sz w:val="19"/>
           <w:szCs w:val="19"/>
         </w:rPr>
-        <w:t xml:space="preserve">   You Do — show your work</w:t>
+        <w:t xml:space="preserve">   You Do — show your work and reasoning</w:t>
       </w:r>
     </w:p>
     <w:p>
@@ -3183,7 +3456,7 @@
           <w:sz w:val="19"/>
           <w:szCs w:val="19"/>
         </w:rPr>
-        <w:t xml:space="preserve">Solve each problem. Show your thinking in the work box.</w:t>
+        <w:t xml:space="preserve">Solve each problem in the middle column and explain your reasoning using the sentence starters on the right.</w:t>
       </w:r>
     </w:p>
     <w:p>
@@ -3212,120 +3485,219 @@
         <w:t xml:space="preserve">   extra scaffolding</w:t>
       </w:r>
     </w:p>
-    <w:p>
-      <w:pPr>
-        <w:keepNext/>
-        <w:spacing w:after="60" w:before="160"/>
-      </w:pPr>
-      <w:r>
-        <w:rPr>
-          <w:b/>
-          <w:bCs/>
-          <w:color w:val="12355B"/>
-          <w:sz w:val="22"/>
-          <w:szCs w:val="22"/>
-        </w:rPr>
-        <w:t xml:space="preserve">1.  </w:t>
-      </w:r>
-      <w:r>
-        <w:rPr>
-          <w:b/>
-          <w:bCs/>
-          <w:sz w:val="21"/>
-          <w:szCs w:val="21"/>
-        </w:rPr>
-        <w:t xml:space="preserve">Why was the front wheel of the Penny Farthing so large?</w:t>
-      </w:r>
-    </w:p>
-    <w:p>
-      <w:pPr>
-        <w:spacing w:after="40"/>
-        <w:ind w:left="420"/>
-      </w:pPr>
-      <w:r>
-        <w:rPr>
-          <w:sz w:val="20"/>
-          <w:szCs w:val="20"/>
-        </w:rPr>
-        <w:t xml:space="preserve">A)  So the bicycle is easier to stop</w:t>
-      </w:r>
-    </w:p>
-    <w:p>
-      <w:pPr>
-        <w:spacing w:after="40"/>
-        <w:ind w:left="420"/>
-      </w:pPr>
-      <w:r>
-        <w:rPr>
-          <w:sz w:val="20"/>
-          <w:szCs w:val="20"/>
-        </w:rPr>
-        <w:t xml:space="preserve">B)  So the rider sits closer to the ground</w:t>
-      </w:r>
-    </w:p>
-    <w:p>
-      <w:pPr>
-        <w:spacing w:after="40"/>
-        <w:ind w:left="420"/>
-      </w:pPr>
-      <w:r>
-        <w:rPr>
-          <w:sz w:val="20"/>
-          <w:szCs w:val="20"/>
-        </w:rPr>
-        <w:t xml:space="preserve">C)  So the bicycle travels a greater distance with one pedal rotation</w:t>
-      </w:r>
-    </w:p>
-    <w:p>
-      <w:pPr>
-        <w:spacing w:after="40"/>
-        <w:ind w:left="420"/>
-      </w:pPr>
-      <w:r>
-        <w:rPr>
-          <w:sz w:val="20"/>
-          <w:szCs w:val="20"/>
-        </w:rPr>
-        <w:t xml:space="preserve">D)  So the rear wheel spins faster</w:t>
-      </w:r>
-    </w:p>
-    <w:p>
-      <w:pPr>
-        <w:spacing w:after="20"/>
-      </w:pPr>
-      <w:r>
-        <w:t xml:space="preserve"/>
-      </w:r>
-    </w:p>
     <w:tbl>
       <w:tblPr>
-        <w:tblW w:type="pct" w:w="100%"/>
+        <w:tblW w:type="dxa" w:w="9360"/>
         <w:tblBorders>
           <w:top w:val="single" w:color="C7D2DD" w:sz="6"/>
           <w:left w:val="single" w:color="C7D2DD" w:sz="6"/>
           <w:bottom w:val="single" w:color="C7D2DD" w:sz="6"/>
           <w:right w:val="single" w:color="C7D2DD" w:sz="6"/>
-          <w:insideH w:val="single" w:color="auto" w:sz="4"/>
-          <w:insideV w:val="single" w:color="auto" w:sz="4"/>
+          <w:insideH w:val="single" w:color="C7D2DD" w:sz="6"/>
+          <w:insideV w:val="single" w:color="C7D2DD" w:sz="6"/>
         </w:tblBorders>
       </w:tblPr>
       <w:tblGrid>
-        <w:gridCol w:w="100"/>
+        <w:gridCol w:w="2800"/>
+        <w:gridCol w:w="3560"/>
+        <w:gridCol w:w="3000"/>
       </w:tblGrid>
       <w:tr>
-        <w:tc>
-          <w:tcPr>
+        <w:trPr>
+          <w:cantSplit/>
+          <w:tblHeader/>
+        </w:trPr>
+        <w:tc>
+          <w:tcPr>
+            <w:tcW w:type="dxa" w:w="2800"/>
+            <w:shd w:fill="EEF4F8" w:color="auto" w:val="clear"/>
+            <w:tcMar>
+              <w:top w:type="dxa" w:w="60"/>
+              <w:left w:type="dxa" w:w="100"/>
+              <w:bottom w:type="dxa" w:w="60"/>
+              <w:right w:type="dxa" w:w="100"/>
+            </w:tcMar>
+          </w:tcPr>
+          <w:p>
+            <w:pPr>
+              <w:spacing w:after="0"/>
+            </w:pPr>
+            <w:r>
+              <w:rPr>
+                <w:b/>
+                <w:bCs/>
+                <w:color w:val="12355B"/>
+                <w:sz w:val="16"/>
+                <w:szCs w:val="16"/>
+              </w:rPr>
+              <w:t xml:space="preserve">CORE PROBLEM / GIVEN REPRESENTATION</w:t>
+            </w:r>
+          </w:p>
+        </w:tc>
+        <w:tc>
+          <w:tcPr>
+            <w:tcW w:type="dxa" w:w="3560"/>
+            <w:shd w:fill="EEF4F8" w:color="auto" w:val="clear"/>
+            <w:tcMar>
+              <w:top w:type="dxa" w:w="60"/>
+              <w:left w:type="dxa" w:w="100"/>
+              <w:bottom w:type="dxa" w:w="60"/>
+              <w:right w:type="dxa" w:w="100"/>
+            </w:tcMar>
+          </w:tcPr>
+          <w:p>
+            <w:pPr>
+              <w:spacing w:after="0"/>
+            </w:pPr>
+            <w:r>
+              <w:rPr>
+                <w:b/>
+                <w:bCs/>
+                <w:color w:val="12355B"/>
+                <w:sz w:val="16"/>
+                <w:szCs w:val="16"/>
+              </w:rPr>
+              <w:t xml:space="preserve">WORKING SPACE / CALCULATION STEPS</w:t>
+            </w:r>
+          </w:p>
+        </w:tc>
+        <w:tc>
+          <w:tcPr>
+            <w:tcW w:type="dxa" w:w="3000"/>
             <w:shd w:fill="FBF3E2" w:color="auto" w:val="clear"/>
             <w:tcMar>
               <w:top w:type="dxa" w:w="60"/>
-              <w:left w:type="dxa" w:w="120"/>
+              <w:left w:type="dxa" w:w="100"/>
               <w:bottom w:type="dxa" w:w="60"/>
-              <w:right w:type="dxa" w:w="120"/>
-            </w:tcMar>
-          </w:tcPr>
-          <w:p>
-            <w:pPr>
-              <w:spacing w:after="0" w:line="320"/>
+              <w:right w:type="dxa" w:w="100"/>
+            </w:tcMar>
+          </w:tcPr>
+          <w:p>
+            <w:pPr>
+              <w:spacing w:after="0"/>
+            </w:pPr>
+            <w:r>
+              <w:rPr>
+                <w:b/>
+                <w:bCs/>
+                <w:color w:val="B97A12"/>
+                <w:sz w:val="16"/>
+                <w:szCs w:val="16"/>
+              </w:rPr>
+              <w:t xml:space="preserve">EXPLAIN YOUR REASONING</w:t>
+            </w:r>
+          </w:p>
+        </w:tc>
+      </w:tr>
+      <w:tr>
+        <w:trPr>
+          <w:cantSplit/>
+        </w:trPr>
+        <w:tc>
+          <w:tcPr>
+            <w:tcW w:type="dxa" w:w="2800"/>
+            <w:tcMar>
+              <w:top w:type="dxa" w:w="80"/>
+              <w:left w:type="dxa" w:w="100"/>
+              <w:bottom w:type="dxa" w:w="80"/>
+              <w:right w:type="dxa" w:w="100"/>
+            </w:tcMar>
+            <w:vAlign w:val="top"/>
+          </w:tcPr>
+          <w:p>
+            <w:pPr>
+              <w:spacing w:after="60"/>
+            </w:pPr>
+            <w:r>
+              <w:rPr>
+                <w:b/>
+                <w:bCs/>
+                <w:color w:val="12355B"/>
+                <w:sz w:val="21"/>
+                <w:szCs w:val="21"/>
+              </w:rPr>
+              <w:t xml:space="preserve">1.  </w:t>
+            </w:r>
+            <w:r>
+              <w:rPr>
+                <w:b/>
+                <w:bCs/>
+                <w:sz w:val="20"/>
+                <w:szCs w:val="20"/>
+              </w:rPr>
+              <w:t xml:space="preserve">Why was the front wheel of the Penny Farthing so large?</w:t>
+            </w:r>
+          </w:p>
+          <w:p>
+            <w:pPr>
+              <w:spacing w:after="30"/>
+              <w:ind w:left="180"/>
+            </w:pPr>
+            <w:r>
+              <w:rPr>
+                <w:sz w:val="19"/>
+                <w:szCs w:val="19"/>
+              </w:rPr>
+              <w:t xml:space="preserve">A)  So the bicycle is easier to stop</w:t>
+            </w:r>
+          </w:p>
+          <w:p>
+            <w:pPr>
+              <w:spacing w:after="30"/>
+              <w:ind w:left="180"/>
+            </w:pPr>
+            <w:r>
+              <w:rPr>
+                <w:sz w:val="19"/>
+                <w:szCs w:val="19"/>
+              </w:rPr>
+              <w:t xml:space="preserve">B)  So the rider sits closer to the ground</w:t>
+            </w:r>
+          </w:p>
+          <w:p>
+            <w:pPr>
+              <w:spacing w:after="30"/>
+              <w:ind w:left="180"/>
+            </w:pPr>
+            <w:r>
+              <w:rPr>
+                <w:sz w:val="19"/>
+                <w:szCs w:val="19"/>
+              </w:rPr>
+              <w:t xml:space="preserve">C)  So the bicycle travels a greater distance with one pedal rotation</w:t>
+            </w:r>
+          </w:p>
+          <w:p>
+            <w:pPr>
+              <w:spacing w:after="30"/>
+              <w:ind w:left="180"/>
+            </w:pPr>
+            <w:r>
+              <w:rPr>
+                <w:sz w:val="19"/>
+                <w:szCs w:val="19"/>
+              </w:rPr>
+              <w:t xml:space="preserve">D)  So the rear wheel spins faster</w:t>
+            </w:r>
+          </w:p>
+        </w:tc>
+        <w:tc>
+          <w:tcPr>
+            <w:tcW w:type="dxa" w:w="3560"/>
+            <w:tcMar>
+              <w:top w:type="dxa" w:w="80"/>
+              <w:left w:type="dxa" w:w="100"/>
+              <w:bottom w:type="dxa" w:w="80"/>
+              <w:right w:type="dxa" w:w="100"/>
+            </w:tcMar>
+            <w:vAlign w:val="top"/>
+          </w:tcPr>
+          <w:p>
+            <w:pPr>
+              <w:pBdr>
+                <w:bottom w:val="single" w:color="AFBECC" w:sz="6"/>
+              </w:pBdr>
+              <w:spacing w:after="30" w:before="150"/>
             </w:pPr>
             <w:r>
               <w:t xml:space="preserve"/>
@@ -3333,7 +3705,147 @@
           </w:p>
           <w:p>
             <w:pPr>
-              <w:spacing w:after="0" w:line="320"/>
+              <w:pBdr>
+                <w:bottom w:val="single" w:color="AFBECC" w:sz="6"/>
+              </w:pBdr>
+              <w:spacing w:after="30" w:before="150"/>
+            </w:pPr>
+            <w:r>
+              <w:t xml:space="preserve"/>
+            </w:r>
+          </w:p>
+          <w:p>
+            <w:pPr>
+              <w:pBdr>
+                <w:bottom w:val="single" w:color="AFBECC" w:sz="6"/>
+              </w:pBdr>
+              <w:spacing w:after="30" w:before="150"/>
+            </w:pPr>
+            <w:r>
+              <w:t xml:space="preserve"/>
+            </w:r>
+          </w:p>
+          <w:p>
+            <w:pPr>
+              <w:pBdr>
+                <w:bottom w:val="single" w:color="AFBECC" w:sz="6"/>
+              </w:pBdr>
+              <w:spacing w:after="30" w:before="150"/>
+            </w:pPr>
+            <w:r>
+              <w:t xml:space="preserve"/>
+            </w:r>
+          </w:p>
+        </w:tc>
+        <w:tc>
+          <w:tcPr>
+            <w:tcW w:type="dxa" w:w="3000"/>
+            <w:shd w:fill="FBF3E2" w:color="auto" w:val="clear"/>
+            <w:tcMar>
+              <w:top w:type="dxa" w:w="80"/>
+              <w:left w:type="dxa" w:w="100"/>
+              <w:bottom w:type="dxa" w:w="80"/>
+              <w:right w:type="dxa" w:w="100"/>
+            </w:tcMar>
+            <w:vAlign w:val="top"/>
+          </w:tcPr>
+          <w:p>
+            <w:pPr>
+              <w:spacing w:after="40"/>
+            </w:pPr>
+            <w:r>
+              <w:rPr>
+                <w:b/>
+                <w:bCs/>
+                <w:color w:val="12355B"/>
+                <w:sz w:val="19"/>
+                <w:szCs w:val="19"/>
+              </w:rPr>
+              <w:t xml:space="preserve">Because... </w:t>
+            </w:r>
+            <w:r>
+              <w:rPr>
+                <w:color w:val="AFBECC"/>
+                <w:sz w:val="19"/>
+                <w:szCs w:val="19"/>
+              </w:rPr>
+              <w:t xml:space="preserve">________________</w:t>
+            </w:r>
+          </w:p>
+          <w:p>
+            <w:pPr>
+              <w:pBdr>
+                <w:bottom w:val="single" w:color="AFBECC" w:sz="6"/>
+              </w:pBdr>
+              <w:spacing w:after="30" w:before="150"/>
+            </w:pPr>
+            <w:r>
+              <w:t xml:space="preserve"/>
+            </w:r>
+          </w:p>
+          <w:p>
+            <w:pPr>
+              <w:spacing w:after="40" w:before="80"/>
+            </w:pPr>
+            <w:r>
+              <w:rPr>
+                <w:b/>
+                <w:bCs/>
+                <w:color w:val="6B4FA0"/>
+                <w:sz w:val="19"/>
+                <w:szCs w:val="19"/>
+              </w:rPr>
+              <w:t xml:space="preserve">Although... </w:t>
+            </w:r>
+            <w:r>
+              <w:rPr>
+                <w:color w:val="AFBECC"/>
+                <w:sz w:val="19"/>
+                <w:szCs w:val="19"/>
+              </w:rPr>
+              <w:t xml:space="preserve">_______________</w:t>
+            </w:r>
+          </w:p>
+          <w:p>
+            <w:pPr>
+              <w:pBdr>
+                <w:bottom w:val="single" w:color="AFBECC" w:sz="6"/>
+              </w:pBdr>
+              <w:spacing w:after="30" w:before="150"/>
+            </w:pPr>
+            <w:r>
+              <w:t xml:space="preserve"/>
+            </w:r>
+          </w:p>
+          <w:p>
+            <w:pPr>
+              <w:spacing w:after="40" w:before="80"/>
+            </w:pPr>
+            <w:r>
+              <w:rPr>
+                <w:b/>
+                <w:bCs/>
+                <w:color w:val="1FA6A2"/>
+                <w:sz w:val="19"/>
+                <w:szCs w:val="19"/>
+              </w:rPr>
+              <w:t xml:space="preserve">Therefore... </w:t>
+            </w:r>
+            <w:r>
+              <w:rPr>
+                <w:color w:val="AFBECC"/>
+                <w:sz w:val="19"/>
+                <w:szCs w:val="19"/>
+              </w:rPr>
+              <w:t xml:space="preserve">______________</w:t>
+            </w:r>
+          </w:p>
+          <w:p>
+            <w:pPr>
+              <w:pBdr>
+                <w:bottom w:val="single" w:color="AFBECC" w:sz="6"/>
+              </w:pBdr>
+              <w:spacing w:after="30" w:before="150"/>
             </w:pPr>
             <w:r>
               <w:t xml:space="preserve"/>
@@ -3344,58 +3856,173 @@
     </w:tbl>
     <w:p>
       <w:pPr>
-        <w:keepNext/>
-        <w:spacing w:after="60" w:before="160"/>
-      </w:pPr>
-      <w:r>
-        <w:rPr>
-          <w:b/>
-          <w:bCs/>
-          <w:color w:val="12355B"/>
-          <w:sz w:val="22"/>
-          <w:szCs w:val="22"/>
-        </w:rPr>
-        <w:t xml:space="preserve">2.  </w:t>
-      </w:r>
-      <w:r>
-        <w:rPr>
-          <w:b/>
-          <w:bCs/>
-          <w:sz w:val="21"/>
-          <w:szCs w:val="21"/>
-        </w:rPr>
-        <w:t xml:space="preserve">How does the size of the front wheel affect the distance the bicycle travels?</w:t>
+        <w:spacing w:after="80"/>
+      </w:pPr>
+      <w:r>
+        <w:t xml:space="preserve"/>
       </w:r>
     </w:p>
     <w:tbl>
       <w:tblPr>
-        <w:tblW w:type="pct" w:w="100%"/>
+        <w:tblW w:type="dxa" w:w="9360"/>
         <w:tblBorders>
           <w:top w:val="single" w:color="C7D2DD" w:sz="6"/>
           <w:left w:val="single" w:color="C7D2DD" w:sz="6"/>
           <w:bottom w:val="single" w:color="C7D2DD" w:sz="6"/>
           <w:right w:val="single" w:color="C7D2DD" w:sz="6"/>
-          <w:insideH w:val="single" w:color="auto" w:sz="4"/>
-          <w:insideV w:val="single" w:color="auto" w:sz="4"/>
+          <w:insideH w:val="single" w:color="C7D2DD" w:sz="6"/>
+          <w:insideV w:val="single" w:color="C7D2DD" w:sz="6"/>
         </w:tblBorders>
       </w:tblPr>
       <w:tblGrid>
-        <w:gridCol w:w="100"/>
+        <w:gridCol w:w="2800"/>
+        <w:gridCol w:w="3560"/>
+        <w:gridCol w:w="3000"/>
       </w:tblGrid>
       <w:tr>
-        <w:tc>
-          <w:tcPr>
+        <w:trPr>
+          <w:cantSplit/>
+          <w:tblHeader/>
+        </w:trPr>
+        <w:tc>
+          <w:tcPr>
+            <w:tcW w:type="dxa" w:w="2800"/>
+            <w:shd w:fill="EEF4F8" w:color="auto" w:val="clear"/>
+            <w:tcMar>
+              <w:top w:type="dxa" w:w="60"/>
+              <w:left w:type="dxa" w:w="100"/>
+              <w:bottom w:type="dxa" w:w="60"/>
+              <w:right w:type="dxa" w:w="100"/>
+            </w:tcMar>
+          </w:tcPr>
+          <w:p>
+            <w:pPr>
+              <w:spacing w:after="0"/>
+            </w:pPr>
+            <w:r>
+              <w:rPr>
+                <w:b/>
+                <w:bCs/>
+                <w:color w:val="12355B"/>
+                <w:sz w:val="16"/>
+                <w:szCs w:val="16"/>
+              </w:rPr>
+              <w:t xml:space="preserve">CORE PROBLEM / GIVEN REPRESENTATION</w:t>
+            </w:r>
+          </w:p>
+        </w:tc>
+        <w:tc>
+          <w:tcPr>
+            <w:tcW w:type="dxa" w:w="3560"/>
+            <w:shd w:fill="EEF4F8" w:color="auto" w:val="clear"/>
+            <w:tcMar>
+              <w:top w:type="dxa" w:w="60"/>
+              <w:left w:type="dxa" w:w="100"/>
+              <w:bottom w:type="dxa" w:w="60"/>
+              <w:right w:type="dxa" w:w="100"/>
+            </w:tcMar>
+          </w:tcPr>
+          <w:p>
+            <w:pPr>
+              <w:spacing w:after="0"/>
+            </w:pPr>
+            <w:r>
+              <w:rPr>
+                <w:b/>
+                <w:bCs/>
+                <w:color w:val="12355B"/>
+                <w:sz w:val="16"/>
+                <w:szCs w:val="16"/>
+              </w:rPr>
+              <w:t xml:space="preserve">WORKING SPACE / CALCULATION STEPS</w:t>
+            </w:r>
+          </w:p>
+        </w:tc>
+        <w:tc>
+          <w:tcPr>
+            <w:tcW w:type="dxa" w:w="3000"/>
             <w:shd w:fill="FBF3E2" w:color="auto" w:val="clear"/>
             <w:tcMar>
               <w:top w:type="dxa" w:w="60"/>
-              <w:left w:type="dxa" w:w="120"/>
+              <w:left w:type="dxa" w:w="100"/>
               <w:bottom w:type="dxa" w:w="60"/>
-              <w:right w:type="dxa" w:w="120"/>
-            </w:tcMar>
-          </w:tcPr>
-          <w:p>
-            <w:pPr>
-              <w:spacing w:after="0" w:line="320"/>
+              <w:right w:type="dxa" w:w="100"/>
+            </w:tcMar>
+          </w:tcPr>
+          <w:p>
+            <w:pPr>
+              <w:spacing w:after="0"/>
+            </w:pPr>
+            <w:r>
+              <w:rPr>
+                <w:b/>
+                <w:bCs/>
+                <w:color w:val="B97A12"/>
+                <w:sz w:val="16"/>
+                <w:szCs w:val="16"/>
+              </w:rPr>
+              <w:t xml:space="preserve">EXPLAIN YOUR REASONING</w:t>
+            </w:r>
+          </w:p>
+        </w:tc>
+      </w:tr>
+      <w:tr>
+        <w:trPr>
+          <w:cantSplit/>
+        </w:trPr>
+        <w:tc>
+          <w:tcPr>
+            <w:tcW w:type="dxa" w:w="2800"/>
+            <w:tcMar>
+              <w:top w:type="dxa" w:w="80"/>
+              <w:left w:type="dxa" w:w="100"/>
+              <w:bottom w:type="dxa" w:w="80"/>
+              <w:right w:type="dxa" w:w="100"/>
+            </w:tcMar>
+            <w:vAlign w:val="top"/>
+          </w:tcPr>
+          <w:p>
+            <w:pPr>
+              <w:spacing w:after="60"/>
+            </w:pPr>
+            <w:r>
+              <w:rPr>
+                <w:b/>
+                <w:bCs/>
+                <w:color w:val="12355B"/>
+                <w:sz w:val="21"/>
+                <w:szCs w:val="21"/>
+              </w:rPr>
+              <w:t xml:space="preserve">2.  </w:t>
+            </w:r>
+            <w:r>
+              <w:rPr>
+                <w:b/>
+                <w:bCs/>
+                <w:sz w:val="20"/>
+                <w:szCs w:val="20"/>
+              </w:rPr>
+              <w:t xml:space="preserve">How does the size of the front wheel affect the distance the bicycle travels?</w:t>
+            </w:r>
+          </w:p>
+        </w:tc>
+        <w:tc>
+          <w:tcPr>
+            <w:tcW w:type="dxa" w:w="3560"/>
+            <w:tcMar>
+              <w:top w:type="dxa" w:w="80"/>
+              <w:left w:type="dxa" w:w="100"/>
+              <w:bottom w:type="dxa" w:w="80"/>
+              <w:right w:type="dxa" w:w="100"/>
+            </w:tcMar>
+            <w:vAlign w:val="top"/>
+          </w:tcPr>
+          <w:p>
+            <w:pPr>
+              <w:pBdr>
+                <w:bottom w:val="single" w:color="AFBECC" w:sz="6"/>
+              </w:pBdr>
+              <w:spacing w:after="30" w:before="150"/>
             </w:pPr>
             <w:r>
               <w:t xml:space="preserve"/>
@@ -3403,7 +4030,10 @@
           </w:p>
           <w:p>
             <w:pPr>
-              <w:spacing w:after="0" w:line="320"/>
+              <w:pBdr>
+                <w:bottom w:val="single" w:color="AFBECC" w:sz="6"/>
+              </w:pBdr>
+              <w:spacing w:after="30" w:before="150"/>
             </w:pPr>
             <w:r>
               <w:t xml:space="preserve"/>
@@ -3411,7 +4041,10 @@
           </w:p>
           <w:p>
             <w:pPr>
-              <w:spacing w:after="0" w:line="320"/>
+              <w:pBdr>
+                <w:bottom w:val="single" w:color="AFBECC" w:sz="6"/>
+              </w:pBdr>
+              <w:spacing w:after="30" w:before="150"/>
             </w:pPr>
             <w:r>
               <w:t xml:space="preserve"/>
@@ -3419,7 +4052,125 @@
           </w:p>
           <w:p>
             <w:pPr>
-              <w:spacing w:after="0" w:line="320"/>
+              <w:pBdr>
+                <w:bottom w:val="single" w:color="AFBECC" w:sz="6"/>
+              </w:pBdr>
+              <w:spacing w:after="30" w:before="150"/>
+            </w:pPr>
+            <w:r>
+              <w:t xml:space="preserve"/>
+            </w:r>
+          </w:p>
+        </w:tc>
+        <w:tc>
+          <w:tcPr>
+            <w:tcW w:type="dxa" w:w="3000"/>
+            <w:shd w:fill="FBF3E2" w:color="auto" w:val="clear"/>
+            <w:tcMar>
+              <w:top w:type="dxa" w:w="80"/>
+              <w:left w:type="dxa" w:w="100"/>
+              <w:bottom w:type="dxa" w:w="80"/>
+              <w:right w:type="dxa" w:w="100"/>
+            </w:tcMar>
+            <w:vAlign w:val="top"/>
+          </w:tcPr>
+          <w:p>
+            <w:pPr>
+              <w:spacing w:after="40"/>
+            </w:pPr>
+            <w:r>
+              <w:rPr>
+                <w:b/>
+                <w:bCs/>
+                <w:color w:val="12355B"/>
+                <w:sz w:val="19"/>
+                <w:szCs w:val="19"/>
+              </w:rPr>
+              <w:t xml:space="preserve">Because... </w:t>
+            </w:r>
+            <w:r>
+              <w:rPr>
+                <w:color w:val="AFBECC"/>
+                <w:sz w:val="19"/>
+                <w:szCs w:val="19"/>
+              </w:rPr>
+              <w:t xml:space="preserve">________________</w:t>
+            </w:r>
+          </w:p>
+          <w:p>
+            <w:pPr>
+              <w:pBdr>
+                <w:bottom w:val="single" w:color="AFBECC" w:sz="6"/>
+              </w:pBdr>
+              <w:spacing w:after="30" w:before="150"/>
+            </w:pPr>
+            <w:r>
+              <w:t xml:space="preserve"/>
+            </w:r>
+          </w:p>
+          <w:p>
+            <w:pPr>
+              <w:spacing w:after="40" w:before="80"/>
+            </w:pPr>
+            <w:r>
+              <w:rPr>
+                <w:b/>
+                <w:bCs/>
+                <w:color w:val="6B4FA0"/>
+                <w:sz w:val="19"/>
+                <w:szCs w:val="19"/>
+              </w:rPr>
+              <w:t xml:space="preserve">Although... </w:t>
+            </w:r>
+            <w:r>
+              <w:rPr>
+                <w:color w:val="AFBECC"/>
+                <w:sz w:val="19"/>
+                <w:szCs w:val="19"/>
+              </w:rPr>
+              <w:t xml:space="preserve">_______________</w:t>
+            </w:r>
+          </w:p>
+          <w:p>
+            <w:pPr>
+              <w:pBdr>
+                <w:bottom w:val="single" w:color="AFBECC" w:sz="6"/>
+              </w:pBdr>
+              <w:spacing w:after="30" w:before="150"/>
+            </w:pPr>
+            <w:r>
+              <w:t xml:space="preserve"/>
+            </w:r>
+          </w:p>
+          <w:p>
+            <w:pPr>
+              <w:spacing w:after="40" w:before="80"/>
+            </w:pPr>
+            <w:r>
+              <w:rPr>
+                <w:b/>
+                <w:bCs/>
+                <w:color w:val="1FA6A2"/>
+                <w:sz w:val="19"/>
+                <w:szCs w:val="19"/>
+              </w:rPr>
+              <w:t xml:space="preserve">Therefore... </w:t>
+            </w:r>
+            <w:r>
+              <w:rPr>
+                <w:color w:val="AFBECC"/>
+                <w:sz w:val="19"/>
+                <w:szCs w:val="19"/>
+              </w:rPr>
+              <w:t xml:space="preserve">______________</w:t>
+            </w:r>
+          </w:p>
+          <w:p>
+            <w:pPr>
+              <w:pBdr>
+                <w:bottom w:val="single" w:color="AFBECC" w:sz="6"/>
+              </w:pBdr>
+              <w:spacing w:after="30" w:before="150"/>
             </w:pPr>
             <w:r>
               <w:t xml:space="preserve"/>
@@ -3430,84 +4181,7 @@
     </w:tbl>
     <w:p>
       <w:pPr>
-        <w:keepNext/>
-        <w:spacing w:after="60" w:before="160"/>
-      </w:pPr>
-      <w:r>
-        <w:rPr>
-          <w:b/>
-          <w:bCs/>
-          <w:color w:val="12355B"/>
-          <w:sz w:val="22"/>
-          <w:szCs w:val="22"/>
-        </w:rPr>
-        <w:t xml:space="preserve">3.  </w:t>
-      </w:r>
-      <w:r>
-        <w:rPr>
-          <w:b/>
-          <w:bCs/>
-          <w:sz w:val="21"/>
-          <w:szCs w:val="21"/>
-        </w:rPr>
-        <w:t xml:space="preserve">For each rotation of the 48-tooth pedal gear, how many teeth does the wheel gear turn?</w:t>
-      </w:r>
-    </w:p>
-    <w:p>
-      <w:pPr>
-        <w:spacing w:after="40"/>
-        <w:ind w:left="420"/>
-      </w:pPr>
-      <w:r>
-        <w:rPr>
-          <w:sz w:val="20"/>
-          <w:szCs w:val="20"/>
-        </w:rPr>
-        <w:t xml:space="preserve">A)  1 tooth</w:t>
-      </w:r>
-    </w:p>
-    <w:p>
-      <w:pPr>
-        <w:spacing w:after="40"/>
-        <w:ind w:left="420"/>
-      </w:pPr>
-      <w:r>
-        <w:rPr>
-          <w:sz w:val="20"/>
-          <w:szCs w:val="20"/>
-        </w:rPr>
-        <w:t xml:space="preserve">B)  12 teeth</w:t>
-      </w:r>
-    </w:p>
-    <w:p>
-      <w:pPr>
-        <w:spacing w:after="40"/>
-        <w:ind w:left="420"/>
-      </w:pPr>
-      <w:r>
-        <w:rPr>
-          <w:sz w:val="20"/>
-          <w:szCs w:val="20"/>
-        </w:rPr>
-        <w:t xml:space="preserve">C)  32 teeth</w:t>
-      </w:r>
-    </w:p>
-    <w:p>
-      <w:pPr>
-        <w:spacing w:after="40"/>
-        <w:ind w:left="420"/>
-      </w:pPr>
-      <w:r>
-        <w:rPr>
-          <w:sz w:val="20"/>
-          <w:szCs w:val="20"/>
-        </w:rPr>
-        <w:t xml:space="preserve">D)  48 teeth</w:t>
-      </w:r>
-    </w:p>
-    <w:p>
-      <w:pPr>
-        <w:spacing w:after="20"/>
+        <w:spacing w:after="80"/>
       </w:pPr>
       <w:r>
         <w:t xml:space="preserve"/>
@@ -3515,33 +4189,217 @@
     </w:p>
     <w:tbl>
       <w:tblPr>
-        <w:tblW w:type="pct" w:w="100%"/>
+        <w:tblW w:type="dxa" w:w="9360"/>
         <w:tblBorders>
           <w:top w:val="single" w:color="C7D2DD" w:sz="6"/>
           <w:left w:val="single" w:color="C7D2DD" w:sz="6"/>
           <w:bottom w:val="single" w:color="C7D2DD" w:sz="6"/>
           <w:right w:val="single" w:color="C7D2DD" w:sz="6"/>
-          <w:insideH w:val="single" w:color="auto" w:sz="4"/>
-          <w:insideV w:val="single" w:color="auto" w:sz="4"/>
+          <w:insideH w:val="single" w:color="C7D2DD" w:sz="6"/>
+          <w:insideV w:val="single" w:color="C7D2DD" w:sz="6"/>
         </w:tblBorders>
       </w:tblPr>
       <w:tblGrid>
-        <w:gridCol w:w="100"/>
+        <w:gridCol w:w="2800"/>
+        <w:gridCol w:w="3560"/>
+        <w:gridCol w:w="3000"/>
       </w:tblGrid>
       <w:tr>
-        <w:tc>
-          <w:tcPr>
+        <w:trPr>
+          <w:cantSplit/>
+          <w:tblHeader/>
+        </w:trPr>
+        <w:tc>
+          <w:tcPr>
+            <w:tcW w:type="dxa" w:w="2800"/>
+            <w:shd w:fill="EEF4F8" w:color="auto" w:val="clear"/>
+            <w:tcMar>
+              <w:top w:type="dxa" w:w="60"/>
+              <w:left w:type="dxa" w:w="100"/>
+              <w:bottom w:type="dxa" w:w="60"/>
+              <w:right w:type="dxa" w:w="100"/>
+            </w:tcMar>
+          </w:tcPr>
+          <w:p>
+            <w:pPr>
+              <w:spacing w:after="0"/>
+            </w:pPr>
+            <w:r>
+              <w:rPr>
+                <w:b/>
+                <w:bCs/>
+                <w:color w:val="12355B"/>
+                <w:sz w:val="16"/>
+                <w:szCs w:val="16"/>
+              </w:rPr>
+              <w:t xml:space="preserve">CORE PROBLEM / GIVEN REPRESENTATION</w:t>
+            </w:r>
+          </w:p>
+        </w:tc>
+        <w:tc>
+          <w:tcPr>
+            <w:tcW w:type="dxa" w:w="3560"/>
+            <w:shd w:fill="EEF4F8" w:color="auto" w:val="clear"/>
+            <w:tcMar>
+              <w:top w:type="dxa" w:w="60"/>
+              <w:left w:type="dxa" w:w="100"/>
+              <w:bottom w:type="dxa" w:w="60"/>
+              <w:right w:type="dxa" w:w="100"/>
+            </w:tcMar>
+          </w:tcPr>
+          <w:p>
+            <w:pPr>
+              <w:spacing w:after="0"/>
+            </w:pPr>
+            <w:r>
+              <w:rPr>
+                <w:b/>
+                <w:bCs/>
+                <w:color w:val="12355B"/>
+                <w:sz w:val="16"/>
+                <w:szCs w:val="16"/>
+              </w:rPr>
+              <w:t xml:space="preserve">WORKING SPACE / CALCULATION STEPS</w:t>
+            </w:r>
+          </w:p>
+        </w:tc>
+        <w:tc>
+          <w:tcPr>
+            <w:tcW w:type="dxa" w:w="3000"/>
             <w:shd w:fill="FBF3E2" w:color="auto" w:val="clear"/>
             <w:tcMar>
               <w:top w:type="dxa" w:w="60"/>
-              <w:left w:type="dxa" w:w="120"/>
+              <w:left w:type="dxa" w:w="100"/>
               <w:bottom w:type="dxa" w:w="60"/>
-              <w:right w:type="dxa" w:w="120"/>
-            </w:tcMar>
-          </w:tcPr>
-          <w:p>
-            <w:pPr>
-              <w:spacing w:after="0" w:line="320"/>
+              <w:right w:type="dxa" w:w="100"/>
+            </w:tcMar>
+          </w:tcPr>
+          <w:p>
+            <w:pPr>
+              <w:spacing w:after="0"/>
+            </w:pPr>
+            <w:r>
+              <w:rPr>
+                <w:b/>
+                <w:bCs/>
+                <w:color w:val="B97A12"/>
+                <w:sz w:val="16"/>
+                <w:szCs w:val="16"/>
+              </w:rPr>
+              <w:t xml:space="preserve">EXPLAIN YOUR REASONING</w:t>
+            </w:r>
+          </w:p>
+        </w:tc>
+      </w:tr>
+      <w:tr>
+        <w:trPr>
+          <w:cantSplit/>
+        </w:trPr>
+        <w:tc>
+          <w:tcPr>
+            <w:tcW w:type="dxa" w:w="2800"/>
+            <w:tcMar>
+              <w:top w:type="dxa" w:w="80"/>
+              <w:left w:type="dxa" w:w="100"/>
+              <w:bottom w:type="dxa" w:w="80"/>
+              <w:right w:type="dxa" w:w="100"/>
+            </w:tcMar>
+            <w:vAlign w:val="top"/>
+          </w:tcPr>
+          <w:p>
+            <w:pPr>
+              <w:spacing w:after="60"/>
+            </w:pPr>
+            <w:r>
+              <w:rPr>
+                <w:b/>
+                <w:bCs/>
+                <w:color w:val="12355B"/>
+                <w:sz w:val="21"/>
+                <w:szCs w:val="21"/>
+              </w:rPr>
+              <w:t xml:space="preserve">3.  </w:t>
+            </w:r>
+            <w:r>
+              <w:rPr>
+                <w:b/>
+                <w:bCs/>
+                <w:sz w:val="20"/>
+                <w:szCs w:val="20"/>
+              </w:rPr>
+              <w:t xml:space="preserve">For each rotation of the 48-tooth pedal gear, how many teeth does the wheel gear turn?</w:t>
+            </w:r>
+          </w:p>
+          <w:p>
+            <w:pPr>
+              <w:spacing w:after="30"/>
+              <w:ind w:left="180"/>
+            </w:pPr>
+            <w:r>
+              <w:rPr>
+                <w:sz w:val="19"/>
+                <w:szCs w:val="19"/>
+              </w:rPr>
+              <w:t xml:space="preserve">A)  1 tooth</w:t>
+            </w:r>
+          </w:p>
+          <w:p>
+            <w:pPr>
+              <w:spacing w:after="30"/>
+              <w:ind w:left="180"/>
+            </w:pPr>
+            <w:r>
+              <w:rPr>
+                <w:sz w:val="19"/>
+                <w:szCs w:val="19"/>
+              </w:rPr>
+              <w:t xml:space="preserve">B)  12 teeth</w:t>
+            </w:r>
+          </w:p>
+          <w:p>
+            <w:pPr>
+              <w:spacing w:after="30"/>
+              <w:ind w:left="180"/>
+            </w:pPr>
+            <w:r>
+              <w:rPr>
+                <w:sz w:val="19"/>
+                <w:szCs w:val="19"/>
+              </w:rPr>
+              <w:t xml:space="preserve">C)  32 teeth</w:t>
+            </w:r>
+          </w:p>
+          <w:p>
+            <w:pPr>
+              <w:spacing w:after="30"/>
+              <w:ind w:left="180"/>
+            </w:pPr>
+            <w:r>
+              <w:rPr>
+                <w:sz w:val="19"/>
+                <w:szCs w:val="19"/>
+              </w:rPr>
+              <w:t xml:space="preserve">D)  48 teeth</w:t>
+            </w:r>
+          </w:p>
+        </w:tc>
+        <w:tc>
+          <w:tcPr>
+            <w:tcW w:type="dxa" w:w="3560"/>
+            <w:tcMar>
+              <w:top w:type="dxa" w:w="80"/>
+              <w:left w:type="dxa" w:w="100"/>
+              <w:bottom w:type="dxa" w:w="80"/>
+              <w:right w:type="dxa" w:w="100"/>
+            </w:tcMar>
+            <w:vAlign w:val="top"/>
+          </w:tcPr>
+          <w:p>
+            <w:pPr>
+              <w:pBdr>
+                <w:bottom w:val="single" w:color="AFBECC" w:sz="6"/>
+              </w:pBdr>
+              <w:spacing w:after="30" w:before="150"/>
             </w:pPr>
             <w:r>
               <w:t xml:space="preserve"/>
@@ -3549,7 +4407,147 @@
           </w:p>
           <w:p>
             <w:pPr>
-              <w:spacing w:after="0" w:line="320"/>
+              <w:pBdr>
+                <w:bottom w:val="single" w:color="AFBECC" w:sz="6"/>
+              </w:pBdr>
+              <w:spacing w:after="30" w:before="150"/>
+            </w:pPr>
+            <w:r>
+              <w:t xml:space="preserve"/>
+            </w:r>
+          </w:p>
+          <w:p>
+            <w:pPr>
+              <w:pBdr>
+                <w:bottom w:val="single" w:color="AFBECC" w:sz="6"/>
+              </w:pBdr>
+              <w:spacing w:after="30" w:before="150"/>
+            </w:pPr>
+            <w:r>
+              <w:t xml:space="preserve"/>
+            </w:r>
+          </w:p>
+          <w:p>
+            <w:pPr>
+              <w:pBdr>
+                <w:bottom w:val="single" w:color="AFBECC" w:sz="6"/>
+              </w:pBdr>
+              <w:spacing w:after="30" w:before="150"/>
+            </w:pPr>
+            <w:r>
+              <w:t xml:space="preserve"/>
+            </w:r>
+          </w:p>
+        </w:tc>
+        <w:tc>
+          <w:tcPr>
+            <w:tcW w:type="dxa" w:w="3000"/>
+            <w:shd w:fill="FBF3E2" w:color="auto" w:val="clear"/>
+            <w:tcMar>
+              <w:top w:type="dxa" w:w="80"/>
+              <w:left w:type="dxa" w:w="100"/>
+              <w:bottom w:type="dxa" w:w="80"/>
+              <w:right w:type="dxa" w:w="100"/>
+            </w:tcMar>
+            <w:vAlign w:val="top"/>
+          </w:tcPr>
+          <w:p>
+            <w:pPr>
+              <w:spacing w:after="40"/>
+            </w:pPr>
+            <w:r>
+              <w:rPr>
+                <w:b/>
+                <w:bCs/>
+                <w:color w:val="12355B"/>
+                <w:sz w:val="19"/>
+                <w:szCs w:val="19"/>
+              </w:rPr>
+              <w:t xml:space="preserve">Because... </w:t>
+            </w:r>
+            <w:r>
+              <w:rPr>
+                <w:color w:val="AFBECC"/>
+                <w:sz w:val="19"/>
+                <w:szCs w:val="19"/>
+              </w:rPr>
+              <w:t xml:space="preserve">________________</w:t>
+            </w:r>
+          </w:p>
+          <w:p>
+            <w:pPr>
+              <w:pBdr>
+                <w:bottom w:val="single" w:color="AFBECC" w:sz="6"/>
+              </w:pBdr>
+              <w:spacing w:after="30" w:before="150"/>
+            </w:pPr>
+            <w:r>
+              <w:t xml:space="preserve"/>
+            </w:r>
+          </w:p>
+          <w:p>
+            <w:pPr>
+              <w:spacing w:after="40" w:before="80"/>
+            </w:pPr>
+            <w:r>
+              <w:rPr>
+                <w:b/>
+                <w:bCs/>
+                <w:color w:val="6B4FA0"/>
+                <w:sz w:val="19"/>
+                <w:szCs w:val="19"/>
+              </w:rPr>
+              <w:t xml:space="preserve">Although... </w:t>
+            </w:r>
+            <w:r>
+              <w:rPr>
+                <w:color w:val="AFBECC"/>
+                <w:sz w:val="19"/>
+                <w:szCs w:val="19"/>
+              </w:rPr>
+              <w:t xml:space="preserve">_______________</w:t>
+            </w:r>
+          </w:p>
+          <w:p>
+            <w:pPr>
+              <w:pBdr>
+                <w:bottom w:val="single" w:color="AFBECC" w:sz="6"/>
+              </w:pBdr>
+              <w:spacing w:after="30" w:before="150"/>
+            </w:pPr>
+            <w:r>
+              <w:t xml:space="preserve"/>
+            </w:r>
+          </w:p>
+          <w:p>
+            <w:pPr>
+              <w:spacing w:after="40" w:before="80"/>
+            </w:pPr>
+            <w:r>
+              <w:rPr>
+                <w:b/>
+                <w:bCs/>
+                <w:color w:val="1FA6A2"/>
+                <w:sz w:val="19"/>
+                <w:szCs w:val="19"/>
+              </w:rPr>
+              <w:t xml:space="preserve">Therefore... </w:t>
+            </w:r>
+            <w:r>
+              <w:rPr>
+                <w:color w:val="AFBECC"/>
+                <w:sz w:val="19"/>
+                <w:szCs w:val="19"/>
+              </w:rPr>
+              <w:t xml:space="preserve">______________</w:t>
+            </w:r>
+          </w:p>
+          <w:p>
+            <w:pPr>
+              <w:pBdr>
+                <w:bottom w:val="single" w:color="AFBECC" w:sz="6"/>
+              </w:pBdr>
+              <w:spacing w:after="30" w:before="150"/>
             </w:pPr>
             <w:r>
               <w:t xml:space="preserve"/>
@@ -3560,58 +4558,173 @@
     </w:tbl>
     <w:p>
       <w:pPr>
-        <w:keepNext/>
-        <w:spacing w:after="60" w:before="160"/>
-      </w:pPr>
-      <w:r>
-        <w:rPr>
-          <w:b/>
-          <w:bCs/>
-          <w:color w:val="12355B"/>
-          <w:sz w:val="22"/>
-          <w:szCs w:val="22"/>
-        </w:rPr>
-        <w:t xml:space="preserve">4.  </w:t>
-      </w:r>
-      <w:r>
-        <w:rPr>
-          <w:b/>
-          <w:bCs/>
-          <w:sz w:val="21"/>
-          <w:szCs w:val="21"/>
-        </w:rPr>
-        <w:t xml:space="preserve">Name one ingenious solution — from this lesson or from your own life — where math helped solve an everyday problem.</w:t>
+        <w:spacing w:after="80"/>
+      </w:pPr>
+      <w:r>
+        <w:t xml:space="preserve"/>
       </w:r>
     </w:p>
     <w:tbl>
       <w:tblPr>
-        <w:tblW w:type="pct" w:w="100%"/>
+        <w:tblW w:type="dxa" w:w="9360"/>
         <w:tblBorders>
           <w:top w:val="single" w:color="C7D2DD" w:sz="6"/>
           <w:left w:val="single" w:color="C7D2DD" w:sz="6"/>
           <w:bottom w:val="single" w:color="C7D2DD" w:sz="6"/>
           <w:right w:val="single" w:color="C7D2DD" w:sz="6"/>
-          <w:insideH w:val="single" w:color="auto" w:sz="4"/>
-          <w:insideV w:val="single" w:color="auto" w:sz="4"/>
+          <w:insideH w:val="single" w:color="C7D2DD" w:sz="6"/>
+          <w:insideV w:val="single" w:color="C7D2DD" w:sz="6"/>
         </w:tblBorders>
       </w:tblPr>
       <w:tblGrid>
-        <w:gridCol w:w="100"/>
+        <w:gridCol w:w="2800"/>
+        <w:gridCol w:w="3560"/>
+        <w:gridCol w:w="3000"/>
       </w:tblGrid>
       <w:tr>
-        <w:tc>
-          <w:tcPr>
+        <w:trPr>
+          <w:cantSplit/>
+          <w:tblHeader/>
+        </w:trPr>
+        <w:tc>
+          <w:tcPr>
+            <w:tcW w:type="dxa" w:w="2800"/>
+            <w:shd w:fill="EEF4F8" w:color="auto" w:val="clear"/>
+            <w:tcMar>
+              <w:top w:type="dxa" w:w="60"/>
+              <w:left w:type="dxa" w:w="100"/>
+              <w:bottom w:type="dxa" w:w="60"/>
+              <w:right w:type="dxa" w:w="100"/>
+            </w:tcMar>
+          </w:tcPr>
+          <w:p>
+            <w:pPr>
+              <w:spacing w:after="0"/>
+            </w:pPr>
+            <w:r>
+              <w:rPr>
+                <w:b/>
+                <w:bCs/>
+                <w:color w:val="12355B"/>
+                <w:sz w:val="16"/>
+                <w:szCs w:val="16"/>
+              </w:rPr>
+              <w:t xml:space="preserve">CORE PROBLEM / GIVEN REPRESENTATION</w:t>
+            </w:r>
+          </w:p>
+        </w:tc>
+        <w:tc>
+          <w:tcPr>
+            <w:tcW w:type="dxa" w:w="3560"/>
+            <w:shd w:fill="EEF4F8" w:color="auto" w:val="clear"/>
+            <w:tcMar>
+              <w:top w:type="dxa" w:w="60"/>
+              <w:left w:type="dxa" w:w="100"/>
+              <w:bottom w:type="dxa" w:w="60"/>
+              <w:right w:type="dxa" w:w="100"/>
+            </w:tcMar>
+          </w:tcPr>
+          <w:p>
+            <w:pPr>
+              <w:spacing w:after="0"/>
+            </w:pPr>
+            <w:r>
+              <w:rPr>
+                <w:b/>
+                <w:bCs/>
+                <w:color w:val="12355B"/>
+                <w:sz w:val="16"/>
+                <w:szCs w:val="16"/>
+              </w:rPr>
+              <w:t xml:space="preserve">WORKING SPACE / CALCULATION STEPS</w:t>
+            </w:r>
+          </w:p>
+        </w:tc>
+        <w:tc>
+          <w:tcPr>
+            <w:tcW w:type="dxa" w:w="3000"/>
             <w:shd w:fill="FBF3E2" w:color="auto" w:val="clear"/>
             <w:tcMar>
               <w:top w:type="dxa" w:w="60"/>
-              <w:left w:type="dxa" w:w="120"/>
+              <w:left w:type="dxa" w:w="100"/>
               <w:bottom w:type="dxa" w:w="60"/>
-              <w:right w:type="dxa" w:w="120"/>
-            </w:tcMar>
-          </w:tcPr>
-          <w:p>
-            <w:pPr>
-              <w:spacing w:after="0" w:line="320"/>
+              <w:right w:type="dxa" w:w="100"/>
+            </w:tcMar>
+          </w:tcPr>
+          <w:p>
+            <w:pPr>
+              <w:spacing w:after="0"/>
+            </w:pPr>
+            <w:r>
+              <w:rPr>
+                <w:b/>
+                <w:bCs/>
+                <w:color w:val="B97A12"/>
+                <w:sz w:val="16"/>
+                <w:szCs w:val="16"/>
+              </w:rPr>
+              <w:t xml:space="preserve">EXPLAIN YOUR REASONING</w:t>
+            </w:r>
+          </w:p>
+        </w:tc>
+      </w:tr>
+      <w:tr>
+        <w:trPr>
+          <w:cantSplit/>
+        </w:trPr>
+        <w:tc>
+          <w:tcPr>
+            <w:tcW w:type="dxa" w:w="2800"/>
+            <w:tcMar>
+              <w:top w:type="dxa" w:w="80"/>
+              <w:left w:type="dxa" w:w="100"/>
+              <w:bottom w:type="dxa" w:w="80"/>
+              <w:right w:type="dxa" w:w="100"/>
+            </w:tcMar>
+            <w:vAlign w:val="top"/>
+          </w:tcPr>
+          <w:p>
+            <w:pPr>
+              <w:spacing w:after="60"/>
+            </w:pPr>
+            <w:r>
+              <w:rPr>
+                <w:b/>
+                <w:bCs/>
+                <w:color w:val="12355B"/>
+                <w:sz w:val="21"/>
+                <w:szCs w:val="21"/>
+              </w:rPr>
+              <w:t xml:space="preserve">4.  </w:t>
+            </w:r>
+            <w:r>
+              <w:rPr>
+                <w:b/>
+                <w:bCs/>
+                <w:sz w:val="20"/>
+                <w:szCs w:val="20"/>
+              </w:rPr>
+              <w:t xml:space="preserve">Name one ingenious solution — from this lesson or from your own life — where math helped solve an everyday problem.</w:t>
+            </w:r>
+          </w:p>
+        </w:tc>
+        <w:tc>
+          <w:tcPr>
+            <w:tcW w:type="dxa" w:w="3560"/>
+            <w:tcMar>
+              <w:top w:type="dxa" w:w="80"/>
+              <w:left w:type="dxa" w:w="100"/>
+              <w:bottom w:type="dxa" w:w="80"/>
+              <w:right w:type="dxa" w:w="100"/>
+            </w:tcMar>
+            <w:vAlign w:val="top"/>
+          </w:tcPr>
+          <w:p>
+            <w:pPr>
+              <w:pBdr>
+                <w:bottom w:val="single" w:color="AFBECC" w:sz="6"/>
+              </w:pBdr>
+              <w:spacing w:after="30" w:before="150"/>
             </w:pPr>
             <w:r>
               <w:t xml:space="preserve"/>
@@ -3619,7 +4732,10 @@
           </w:p>
           <w:p>
             <w:pPr>
-              <w:spacing w:after="0" w:line="320"/>
+              <w:pBdr>
+                <w:bottom w:val="single" w:color="AFBECC" w:sz="6"/>
+              </w:pBdr>
+              <w:spacing w:after="30" w:before="150"/>
             </w:pPr>
             <w:r>
               <w:t xml:space="preserve"/>
@@ -3627,7 +4743,10 @@
           </w:p>
           <w:p>
             <w:pPr>
-              <w:spacing w:after="0" w:line="320"/>
+              <w:pBdr>
+                <w:bottom w:val="single" w:color="AFBECC" w:sz="6"/>
+              </w:pBdr>
+              <w:spacing w:after="30" w:before="150"/>
             </w:pPr>
             <w:r>
               <w:t xml:space="preserve"/>
@@ -3635,7 +4754,125 @@
           </w:p>
           <w:p>
             <w:pPr>
-              <w:spacing w:after="0" w:line="320"/>
+              <w:pBdr>
+                <w:bottom w:val="single" w:color="AFBECC" w:sz="6"/>
+              </w:pBdr>
+              <w:spacing w:after="30" w:before="150"/>
+            </w:pPr>
+            <w:r>
+              <w:t xml:space="preserve"/>
+            </w:r>
+          </w:p>
+        </w:tc>
+        <w:tc>
+          <w:tcPr>
+            <w:tcW w:type="dxa" w:w="3000"/>
+            <w:shd w:fill="FBF3E2" w:color="auto" w:val="clear"/>
+            <w:tcMar>
+              <w:top w:type="dxa" w:w="80"/>
+              <w:left w:type="dxa" w:w="100"/>
+              <w:bottom w:type="dxa" w:w="80"/>
+              <w:right w:type="dxa" w:w="100"/>
+            </w:tcMar>
+            <w:vAlign w:val="top"/>
+          </w:tcPr>
+          <w:p>
+            <w:pPr>
+              <w:spacing w:after="40"/>
+            </w:pPr>
+            <w:r>
+              <w:rPr>
+                <w:b/>
+                <w:bCs/>
+                <w:color w:val="12355B"/>
+                <w:sz w:val="19"/>
+                <w:szCs w:val="19"/>
+              </w:rPr>
+              <w:t xml:space="preserve">Because... </w:t>
+            </w:r>
+            <w:r>
+              <w:rPr>
+                <w:color w:val="AFBECC"/>
+                <w:sz w:val="19"/>
+                <w:szCs w:val="19"/>
+              </w:rPr>
+              <w:t xml:space="preserve">________________</w:t>
+            </w:r>
+          </w:p>
+          <w:p>
+            <w:pPr>
+              <w:pBdr>
+                <w:bottom w:val="single" w:color="AFBECC" w:sz="6"/>
+              </w:pBdr>
+              <w:spacing w:after="30" w:before="150"/>
+            </w:pPr>
+            <w:r>
+              <w:t xml:space="preserve"/>
+            </w:r>
+          </w:p>
+          <w:p>
+            <w:pPr>
+              <w:spacing w:after="40" w:before="80"/>
+            </w:pPr>
+            <w:r>
+              <w:rPr>
+                <w:b/>
+                <w:bCs/>
+                <w:color w:val="6B4FA0"/>
+                <w:sz w:val="19"/>
+                <w:szCs w:val="19"/>
+              </w:rPr>
+              <w:t xml:space="preserve">Although... </w:t>
+            </w:r>
+            <w:r>
+              <w:rPr>
+                <w:color w:val="AFBECC"/>
+                <w:sz w:val="19"/>
+                <w:szCs w:val="19"/>
+              </w:rPr>
+              <w:t xml:space="preserve">_______________</w:t>
+            </w:r>
+          </w:p>
+          <w:p>
+            <w:pPr>
+              <w:pBdr>
+                <w:bottom w:val="single" w:color="AFBECC" w:sz="6"/>
+              </w:pBdr>
+              <w:spacing w:after="30" w:before="150"/>
+            </w:pPr>
+            <w:r>
+              <w:t xml:space="preserve"/>
+            </w:r>
+          </w:p>
+          <w:p>
+            <w:pPr>
+              <w:spacing w:after="40" w:before="80"/>
+            </w:pPr>
+            <w:r>
+              <w:rPr>
+                <w:b/>
+                <w:bCs/>
+                <w:color w:val="1FA6A2"/>
+                <w:sz w:val="19"/>
+                <w:szCs w:val="19"/>
+              </w:rPr>
+              <w:t xml:space="preserve">Therefore... </w:t>
+            </w:r>
+            <w:r>
+              <w:rPr>
+                <w:color w:val="AFBECC"/>
+                <w:sz w:val="19"/>
+                <w:szCs w:val="19"/>
+              </w:rPr>
+              <w:t xml:space="preserve">______________</w:t>
+            </w:r>
+          </w:p>
+          <w:p>
+            <w:pPr>
+              <w:pBdr>
+                <w:bottom w:val="single" w:color="AFBECC" w:sz="6"/>
+              </w:pBdr>
+              <w:spacing w:after="30" w:before="150"/>
             </w:pPr>
             <w:r>
               <w:t xml:space="preserve"/>
@@ -3644,6 +4881,14 @@
         </w:tc>
       </w:tr>
     </w:tbl>
+    <w:p>
+      <w:pPr>
+        <w:spacing w:after="80"/>
+      </w:pPr>
+      <w:r>
+        <w:t xml:space="preserve"/>
+      </w:r>
+    </w:p>
     <w:p>
       <w:pPr>
         <w:pStyle w:val="Heading2"/>
@@ -3670,120 +4915,219 @@
         <w:t xml:space="preserve">   grade-level practice</w:t>
       </w:r>
     </w:p>
-    <w:p>
-      <w:pPr>
-        <w:keepNext/>
-        <w:spacing w:after="60" w:before="160"/>
-      </w:pPr>
-      <w:r>
-        <w:rPr>
-          <w:b/>
-          <w:bCs/>
-          <w:color w:val="12355B"/>
-          <w:sz w:val="22"/>
-          <w:szCs w:val="22"/>
-        </w:rPr>
-        <w:t xml:space="preserve">5.  </w:t>
-      </w:r>
-      <w:r>
-        <w:rPr>
-          <w:b/>
-          <w:bCs/>
-          <w:sz w:val="21"/>
-          <w:szCs w:val="21"/>
-        </w:rPr>
-        <w:t xml:space="preserve">The pedal gear turns 48 teeth per rotation. The largest rear gear needs 32 teeth for one full rotation. How many rotations does the rear wheel make for each pedal rotation?</w:t>
-      </w:r>
-    </w:p>
-    <w:p>
-      <w:pPr>
-        <w:spacing w:after="40"/>
-        <w:ind w:left="420"/>
-      </w:pPr>
-      <w:r>
-        <w:rPr>
-          <w:sz w:val="20"/>
-          <w:szCs w:val="20"/>
-        </w:rPr>
-        <w:t xml:space="preserve">A)  0.5 rotations</w:t>
-      </w:r>
-    </w:p>
-    <w:p>
-      <w:pPr>
-        <w:spacing w:after="40"/>
-        <w:ind w:left="420"/>
-      </w:pPr>
-      <w:r>
-        <w:rPr>
-          <w:sz w:val="20"/>
-          <w:szCs w:val="20"/>
-        </w:rPr>
-        <w:t xml:space="preserve">B)  1.5 rotations</w:t>
-      </w:r>
-    </w:p>
-    <w:p>
-      <w:pPr>
-        <w:spacing w:after="40"/>
-        <w:ind w:left="420"/>
-      </w:pPr>
-      <w:r>
-        <w:rPr>
-          <w:sz w:val="20"/>
-          <w:szCs w:val="20"/>
-        </w:rPr>
-        <w:t xml:space="preserve">C)  2 rotations</w:t>
-      </w:r>
-    </w:p>
-    <w:p>
-      <w:pPr>
-        <w:spacing w:after="40"/>
-        <w:ind w:left="420"/>
-      </w:pPr>
-      <w:r>
-        <w:rPr>
-          <w:sz w:val="20"/>
-          <w:szCs w:val="20"/>
-        </w:rPr>
-        <w:t xml:space="preserve">D)  16 rotations</w:t>
-      </w:r>
-    </w:p>
-    <w:p>
-      <w:pPr>
-        <w:spacing w:after="20"/>
-      </w:pPr>
-      <w:r>
-        <w:t xml:space="preserve"/>
-      </w:r>
-    </w:p>
     <w:tbl>
       <w:tblPr>
-        <w:tblW w:type="pct" w:w="100%"/>
+        <w:tblW w:type="dxa" w:w="9360"/>
         <w:tblBorders>
           <w:top w:val="single" w:color="C7D2DD" w:sz="6"/>
           <w:left w:val="single" w:color="C7D2DD" w:sz="6"/>
           <w:bottom w:val="single" w:color="C7D2DD" w:sz="6"/>
           <w:right w:val="single" w:color="C7D2DD" w:sz="6"/>
-          <w:insideH w:val="single" w:color="auto" w:sz="4"/>
-          <w:insideV w:val="single" w:color="auto" w:sz="4"/>
+          <w:insideH w:val="single" w:color="C7D2DD" w:sz="6"/>
+          <w:insideV w:val="single" w:color="C7D2DD" w:sz="6"/>
         </w:tblBorders>
       </w:tblPr>
       <w:tblGrid>
-        <w:gridCol w:w="100"/>
+        <w:gridCol w:w="2800"/>
+        <w:gridCol w:w="3560"/>
+        <w:gridCol w:w="3000"/>
       </w:tblGrid>
       <w:tr>
-        <w:tc>
-          <w:tcPr>
+        <w:trPr>
+          <w:cantSplit/>
+          <w:tblHeader/>
+        </w:trPr>
+        <w:tc>
+          <w:tcPr>
+            <w:tcW w:type="dxa" w:w="2800"/>
+            <w:shd w:fill="EEF4F8" w:color="auto" w:val="clear"/>
+            <w:tcMar>
+              <w:top w:type="dxa" w:w="60"/>
+              <w:left w:type="dxa" w:w="100"/>
+              <w:bottom w:type="dxa" w:w="60"/>
+              <w:right w:type="dxa" w:w="100"/>
+            </w:tcMar>
+          </w:tcPr>
+          <w:p>
+            <w:pPr>
+              <w:spacing w:after="0"/>
+            </w:pPr>
+            <w:r>
+              <w:rPr>
+                <w:b/>
+                <w:bCs/>
+                <w:color w:val="12355B"/>
+                <w:sz w:val="16"/>
+                <w:szCs w:val="16"/>
+              </w:rPr>
+              <w:t xml:space="preserve">CORE PROBLEM / GIVEN REPRESENTATION</w:t>
+            </w:r>
+          </w:p>
+        </w:tc>
+        <w:tc>
+          <w:tcPr>
+            <w:tcW w:type="dxa" w:w="3560"/>
+            <w:shd w:fill="EEF4F8" w:color="auto" w:val="clear"/>
+            <w:tcMar>
+              <w:top w:type="dxa" w:w="60"/>
+              <w:left w:type="dxa" w:w="100"/>
+              <w:bottom w:type="dxa" w:w="60"/>
+              <w:right w:type="dxa" w:w="100"/>
+            </w:tcMar>
+          </w:tcPr>
+          <w:p>
+            <w:pPr>
+              <w:spacing w:after="0"/>
+            </w:pPr>
+            <w:r>
+              <w:rPr>
+                <w:b/>
+                <w:bCs/>
+                <w:color w:val="12355B"/>
+                <w:sz w:val="16"/>
+                <w:szCs w:val="16"/>
+              </w:rPr>
+              <w:t xml:space="preserve">WORKING SPACE / CALCULATION STEPS</w:t>
+            </w:r>
+          </w:p>
+        </w:tc>
+        <w:tc>
+          <w:tcPr>
+            <w:tcW w:type="dxa" w:w="3000"/>
             <w:shd w:fill="FBF3E2" w:color="auto" w:val="clear"/>
             <w:tcMar>
               <w:top w:type="dxa" w:w="60"/>
-              <w:left w:type="dxa" w:w="120"/>
+              <w:left w:type="dxa" w:w="100"/>
               <w:bottom w:type="dxa" w:w="60"/>
-              <w:right w:type="dxa" w:w="120"/>
-            </w:tcMar>
-          </w:tcPr>
-          <w:p>
-            <w:pPr>
-              <w:spacing w:after="0" w:line="320"/>
+              <w:right w:type="dxa" w:w="100"/>
+            </w:tcMar>
+          </w:tcPr>
+          <w:p>
+            <w:pPr>
+              <w:spacing w:after="0"/>
+            </w:pPr>
+            <w:r>
+              <w:rPr>
+                <w:b/>
+                <w:bCs/>
+                <w:color w:val="B97A12"/>
+                <w:sz w:val="16"/>
+                <w:szCs w:val="16"/>
+              </w:rPr>
+              <w:t xml:space="preserve">EXPLAIN YOUR REASONING</w:t>
+            </w:r>
+          </w:p>
+        </w:tc>
+      </w:tr>
+      <w:tr>
+        <w:trPr>
+          <w:cantSplit/>
+        </w:trPr>
+        <w:tc>
+          <w:tcPr>
+            <w:tcW w:type="dxa" w:w="2800"/>
+            <w:tcMar>
+              <w:top w:type="dxa" w:w="80"/>
+              <w:left w:type="dxa" w:w="100"/>
+              <w:bottom w:type="dxa" w:w="80"/>
+              <w:right w:type="dxa" w:w="100"/>
+            </w:tcMar>
+            <w:vAlign w:val="top"/>
+          </w:tcPr>
+          <w:p>
+            <w:pPr>
+              <w:spacing w:after="60"/>
+            </w:pPr>
+            <w:r>
+              <w:rPr>
+                <w:b/>
+                <w:bCs/>
+                <w:color w:val="12355B"/>
+                <w:sz w:val="21"/>
+                <w:szCs w:val="21"/>
+              </w:rPr>
+              <w:t xml:space="preserve">5.  </w:t>
+            </w:r>
+            <w:r>
+              <w:rPr>
+                <w:b/>
+                <w:bCs/>
+                <w:sz w:val="20"/>
+                <w:szCs w:val="20"/>
+              </w:rPr>
+              <w:t xml:space="preserve">The pedal gear turns 48 teeth per rotation. The largest rear gear needs 32 teeth for one full rotation. How many rotations does the rear wheel make for each pedal rotation?</w:t>
+            </w:r>
+          </w:p>
+          <w:p>
+            <w:pPr>
+              <w:spacing w:after="30"/>
+              <w:ind w:left="180"/>
+            </w:pPr>
+            <w:r>
+              <w:rPr>
+                <w:sz w:val="19"/>
+                <w:szCs w:val="19"/>
+              </w:rPr>
+              <w:t xml:space="preserve">A)  0.5 rotations</w:t>
+            </w:r>
+          </w:p>
+          <w:p>
+            <w:pPr>
+              <w:spacing w:after="30"/>
+              <w:ind w:left="180"/>
+            </w:pPr>
+            <w:r>
+              <w:rPr>
+                <w:sz w:val="19"/>
+                <w:szCs w:val="19"/>
+              </w:rPr>
+              <w:t xml:space="preserve">B)  1.5 rotations</w:t>
+            </w:r>
+          </w:p>
+          <w:p>
+            <w:pPr>
+              <w:spacing w:after="30"/>
+              <w:ind w:left="180"/>
+            </w:pPr>
+            <w:r>
+              <w:rPr>
+                <w:sz w:val="19"/>
+                <w:szCs w:val="19"/>
+              </w:rPr>
+              <w:t xml:space="preserve">C)  2 rotations</w:t>
+            </w:r>
+          </w:p>
+          <w:p>
+            <w:pPr>
+              <w:spacing w:after="30"/>
+              <w:ind w:left="180"/>
+            </w:pPr>
+            <w:r>
+              <w:rPr>
+                <w:sz w:val="19"/>
+                <w:szCs w:val="19"/>
+              </w:rPr>
+              <w:t xml:space="preserve">D)  16 rotations</w:t>
+            </w:r>
+          </w:p>
+        </w:tc>
+        <w:tc>
+          <w:tcPr>
+            <w:tcW w:type="dxa" w:w="3560"/>
+            <w:tcMar>
+              <w:top w:type="dxa" w:w="80"/>
+              <w:left w:type="dxa" w:w="100"/>
+              <w:bottom w:type="dxa" w:w="80"/>
+              <w:right w:type="dxa" w:w="100"/>
+            </w:tcMar>
+            <w:vAlign w:val="top"/>
+          </w:tcPr>
+          <w:p>
+            <w:pPr>
+              <w:pBdr>
+                <w:bottom w:val="single" w:color="AFBECC" w:sz="6"/>
+              </w:pBdr>
+              <w:spacing w:after="30" w:before="150"/>
             </w:pPr>
             <w:r>
               <w:t xml:space="preserve"/>
@@ -3791,7 +5135,147 @@
           </w:p>
           <w:p>
             <w:pPr>
-              <w:spacing w:after="0" w:line="320"/>
+              <w:pBdr>
+                <w:bottom w:val="single" w:color="AFBECC" w:sz="6"/>
+              </w:pBdr>
+              <w:spacing w:after="30" w:before="150"/>
+            </w:pPr>
+            <w:r>
+              <w:t xml:space="preserve"/>
+            </w:r>
+          </w:p>
+          <w:p>
+            <w:pPr>
+              <w:pBdr>
+                <w:bottom w:val="single" w:color="AFBECC" w:sz="6"/>
+              </w:pBdr>
+              <w:spacing w:after="30" w:before="150"/>
+            </w:pPr>
+            <w:r>
+              <w:t xml:space="preserve"/>
+            </w:r>
+          </w:p>
+          <w:p>
+            <w:pPr>
+              <w:pBdr>
+                <w:bottom w:val="single" w:color="AFBECC" w:sz="6"/>
+              </w:pBdr>
+              <w:spacing w:after="30" w:before="150"/>
+            </w:pPr>
+            <w:r>
+              <w:t xml:space="preserve"/>
+            </w:r>
+          </w:p>
+        </w:tc>
+        <w:tc>
+          <w:tcPr>
+            <w:tcW w:type="dxa" w:w="3000"/>
+            <w:shd w:fill="FBF3E2" w:color="auto" w:val="clear"/>
+            <w:tcMar>
+              <w:top w:type="dxa" w:w="80"/>
+              <w:left w:type="dxa" w:w="100"/>
+              <w:bottom w:type="dxa" w:w="80"/>
+              <w:right w:type="dxa" w:w="100"/>
+            </w:tcMar>
+            <w:vAlign w:val="top"/>
+          </w:tcPr>
+          <w:p>
+            <w:pPr>
+              <w:spacing w:after="40"/>
+            </w:pPr>
+            <w:r>
+              <w:rPr>
+                <w:b/>
+                <w:bCs/>
+                <w:color w:val="12355B"/>
+                <w:sz w:val="19"/>
+                <w:szCs w:val="19"/>
+              </w:rPr>
+              <w:t xml:space="preserve">Because... </w:t>
+            </w:r>
+            <w:r>
+              <w:rPr>
+                <w:color w:val="AFBECC"/>
+                <w:sz w:val="19"/>
+                <w:szCs w:val="19"/>
+              </w:rPr>
+              <w:t xml:space="preserve">________________</w:t>
+            </w:r>
+          </w:p>
+          <w:p>
+            <w:pPr>
+              <w:pBdr>
+                <w:bottom w:val="single" w:color="AFBECC" w:sz="6"/>
+              </w:pBdr>
+              <w:spacing w:after="30" w:before="150"/>
+            </w:pPr>
+            <w:r>
+              <w:t xml:space="preserve"/>
+            </w:r>
+          </w:p>
+          <w:p>
+            <w:pPr>
+              <w:spacing w:after="40" w:before="80"/>
+            </w:pPr>
+            <w:r>
+              <w:rPr>
+                <w:b/>
+                <w:bCs/>
+                <w:color w:val="6B4FA0"/>
+                <w:sz w:val="19"/>
+                <w:szCs w:val="19"/>
+              </w:rPr>
+              <w:t xml:space="preserve">Although... </w:t>
+            </w:r>
+            <w:r>
+              <w:rPr>
+                <w:color w:val="AFBECC"/>
+                <w:sz w:val="19"/>
+                <w:szCs w:val="19"/>
+              </w:rPr>
+              <w:t xml:space="preserve">_______________</w:t>
+            </w:r>
+          </w:p>
+          <w:p>
+            <w:pPr>
+              <w:pBdr>
+                <w:bottom w:val="single" w:color="AFBECC" w:sz="6"/>
+              </w:pBdr>
+              <w:spacing w:after="30" w:before="150"/>
+            </w:pPr>
+            <w:r>
+              <w:t xml:space="preserve"/>
+            </w:r>
+          </w:p>
+          <w:p>
+            <w:pPr>
+              <w:spacing w:after="40" w:before="80"/>
+            </w:pPr>
+            <w:r>
+              <w:rPr>
+                <w:b/>
+                <w:bCs/>
+                <w:color w:val="1FA6A2"/>
+                <w:sz w:val="19"/>
+                <w:szCs w:val="19"/>
+              </w:rPr>
+              <w:t xml:space="preserve">Therefore... </w:t>
+            </w:r>
+            <w:r>
+              <w:rPr>
+                <w:color w:val="AFBECC"/>
+                <w:sz w:val="19"/>
+                <w:szCs w:val="19"/>
+              </w:rPr>
+              <w:t xml:space="preserve">______________</w:t>
+            </w:r>
+          </w:p>
+          <w:p>
+            <w:pPr>
+              <w:pBdr>
+                <w:bottom w:val="single" w:color="AFBECC" w:sz="6"/>
+              </w:pBdr>
+              <w:spacing w:after="30" w:before="150"/>
             </w:pPr>
             <w:r>
               <w:t xml:space="preserve"/>
@@ -3802,84 +5286,7 @@
     </w:tbl>
     <w:p>
       <w:pPr>
-        <w:keepNext/>
-        <w:spacing w:after="60" w:before="160"/>
-      </w:pPr>
-      <w:r>
-        <w:rPr>
-          <w:b/>
-          <w:bCs/>
-          <w:color w:val="12355B"/>
-          <w:sz w:val="22"/>
-          <w:szCs w:val="22"/>
-        </w:rPr>
-        <w:t xml:space="preserve">6.  </w:t>
-      </w:r>
-      <w:r>
-        <w:rPr>
-          <w:b/>
-          <w:bCs/>
-          <w:sz w:val="21"/>
-          <w:szCs w:val="21"/>
-        </w:rPr>
-        <w:t xml:space="preserve">The smallest rear gear has 12 teeth. How many rotations will the rear wheel make for each rotation of the 48-tooth pedal gear?</w:t>
-      </w:r>
-    </w:p>
-    <w:p>
-      <w:pPr>
-        <w:spacing w:after="40"/>
-        <w:ind w:left="420"/>
-      </w:pPr>
-      <w:r>
-        <w:rPr>
-          <w:sz w:val="20"/>
-          <w:szCs w:val="20"/>
-        </w:rPr>
-        <w:t xml:space="preserve">A)  0.25 rotations</w:t>
-      </w:r>
-    </w:p>
-    <w:p>
-      <w:pPr>
-        <w:spacing w:after="40"/>
-        <w:ind w:left="420"/>
-      </w:pPr>
-      <w:r>
-        <w:rPr>
-          <w:sz w:val="20"/>
-          <w:szCs w:val="20"/>
-        </w:rPr>
-        <w:t xml:space="preserve">B)  3 rotations</w:t>
-      </w:r>
-    </w:p>
-    <w:p>
-      <w:pPr>
-        <w:spacing w:after="40"/>
-        <w:ind w:left="420"/>
-      </w:pPr>
-      <w:r>
-        <w:rPr>
-          <w:sz w:val="20"/>
-          <w:szCs w:val="20"/>
-        </w:rPr>
-        <w:t xml:space="preserve">C)  4 rotations</w:t>
-      </w:r>
-    </w:p>
-    <w:p>
-      <w:pPr>
-        <w:spacing w:after="40"/>
-        <w:ind w:left="420"/>
-      </w:pPr>
-      <w:r>
-        <w:rPr>
-          <w:sz w:val="20"/>
-          <w:szCs w:val="20"/>
-        </w:rPr>
-        <w:t xml:space="preserve">D)  36 rotations</w:t>
-      </w:r>
-    </w:p>
-    <w:p>
-      <w:pPr>
-        <w:spacing w:after="20"/>
+        <w:spacing w:after="80"/>
       </w:pPr>
       <w:r>
         <w:t xml:space="preserve"/>
@@ -3887,33 +5294,217 @@
     </w:p>
     <w:tbl>
       <w:tblPr>
-        <w:tblW w:type="pct" w:w="100%"/>
+        <w:tblW w:type="dxa" w:w="9360"/>
         <w:tblBorders>
           <w:top w:val="single" w:color="C7D2DD" w:sz="6"/>
           <w:left w:val="single" w:color="C7D2DD" w:sz="6"/>
           <w:bottom w:val="single" w:color="C7D2DD" w:sz="6"/>
           <w:right w:val="single" w:color="C7D2DD" w:sz="6"/>
-          <w:insideH w:val="single" w:color="auto" w:sz="4"/>
-          <w:insideV w:val="single" w:color="auto" w:sz="4"/>
+          <w:insideH w:val="single" w:color="C7D2DD" w:sz="6"/>
+          <w:insideV w:val="single" w:color="C7D2DD" w:sz="6"/>
         </w:tblBorders>
       </w:tblPr>
       <w:tblGrid>
-        <w:gridCol w:w="100"/>
+        <w:gridCol w:w="2800"/>
+        <w:gridCol w:w="3560"/>
+        <w:gridCol w:w="3000"/>
       </w:tblGrid>
       <w:tr>
-        <w:tc>
-          <w:tcPr>
+        <w:trPr>
+          <w:cantSplit/>
+          <w:tblHeader/>
+        </w:trPr>
+        <w:tc>
+          <w:tcPr>
+            <w:tcW w:type="dxa" w:w="2800"/>
+            <w:shd w:fill="EEF4F8" w:color="auto" w:val="clear"/>
+            <w:tcMar>
+              <w:top w:type="dxa" w:w="60"/>
+              <w:left w:type="dxa" w:w="100"/>
+              <w:bottom w:type="dxa" w:w="60"/>
+              <w:right w:type="dxa" w:w="100"/>
+            </w:tcMar>
+          </w:tcPr>
+          <w:p>
+            <w:pPr>
+              <w:spacing w:after="0"/>
+            </w:pPr>
+            <w:r>
+              <w:rPr>
+                <w:b/>
+                <w:bCs/>
+                <w:color w:val="12355B"/>
+                <w:sz w:val="16"/>
+                <w:szCs w:val="16"/>
+              </w:rPr>
+              <w:t xml:space="preserve">CORE PROBLEM / GIVEN REPRESENTATION</w:t>
+            </w:r>
+          </w:p>
+        </w:tc>
+        <w:tc>
+          <w:tcPr>
+            <w:tcW w:type="dxa" w:w="3560"/>
+            <w:shd w:fill="EEF4F8" w:color="auto" w:val="clear"/>
+            <w:tcMar>
+              <w:top w:type="dxa" w:w="60"/>
+              <w:left w:type="dxa" w:w="100"/>
+              <w:bottom w:type="dxa" w:w="60"/>
+              <w:right w:type="dxa" w:w="100"/>
+            </w:tcMar>
+          </w:tcPr>
+          <w:p>
+            <w:pPr>
+              <w:spacing w:after="0"/>
+            </w:pPr>
+            <w:r>
+              <w:rPr>
+                <w:b/>
+                <w:bCs/>
+                <w:color w:val="12355B"/>
+                <w:sz w:val="16"/>
+                <w:szCs w:val="16"/>
+              </w:rPr>
+              <w:t xml:space="preserve">WORKING SPACE / CALCULATION STEPS</w:t>
+            </w:r>
+          </w:p>
+        </w:tc>
+        <w:tc>
+          <w:tcPr>
+            <w:tcW w:type="dxa" w:w="3000"/>
             <w:shd w:fill="FBF3E2" w:color="auto" w:val="clear"/>
             <w:tcMar>
               <w:top w:type="dxa" w:w="60"/>
-              <w:left w:type="dxa" w:w="120"/>
+              <w:left w:type="dxa" w:w="100"/>
               <w:bottom w:type="dxa" w:w="60"/>
-              <w:right w:type="dxa" w:w="120"/>
-            </w:tcMar>
-          </w:tcPr>
-          <w:p>
-            <w:pPr>
-              <w:spacing w:after="0" w:line="320"/>
+              <w:right w:type="dxa" w:w="100"/>
+            </w:tcMar>
+          </w:tcPr>
+          <w:p>
+            <w:pPr>
+              <w:spacing w:after="0"/>
+            </w:pPr>
+            <w:r>
+              <w:rPr>
+                <w:b/>
+                <w:bCs/>
+                <w:color w:val="B97A12"/>
+                <w:sz w:val="16"/>
+                <w:szCs w:val="16"/>
+              </w:rPr>
+              <w:t xml:space="preserve">EXPLAIN YOUR REASONING</w:t>
+            </w:r>
+          </w:p>
+        </w:tc>
+      </w:tr>
+      <w:tr>
+        <w:trPr>
+          <w:cantSplit/>
+        </w:trPr>
+        <w:tc>
+          <w:tcPr>
+            <w:tcW w:type="dxa" w:w="2800"/>
+            <w:tcMar>
+              <w:top w:type="dxa" w:w="80"/>
+              <w:left w:type="dxa" w:w="100"/>
+              <w:bottom w:type="dxa" w:w="80"/>
+              <w:right w:type="dxa" w:w="100"/>
+            </w:tcMar>
+            <w:vAlign w:val="top"/>
+          </w:tcPr>
+          <w:p>
+            <w:pPr>
+              <w:spacing w:after="60"/>
+            </w:pPr>
+            <w:r>
+              <w:rPr>
+                <w:b/>
+                <w:bCs/>
+                <w:color w:val="12355B"/>
+                <w:sz w:val="21"/>
+                <w:szCs w:val="21"/>
+              </w:rPr>
+              <w:t xml:space="preserve">6.  </w:t>
+            </w:r>
+            <w:r>
+              <w:rPr>
+                <w:b/>
+                <w:bCs/>
+                <w:sz w:val="20"/>
+                <w:szCs w:val="20"/>
+              </w:rPr>
+              <w:t xml:space="preserve">The smallest rear gear has 12 teeth. How many rotations will the rear wheel make for each rotation of the 48-tooth pedal gear?</w:t>
+            </w:r>
+          </w:p>
+          <w:p>
+            <w:pPr>
+              <w:spacing w:after="30"/>
+              <w:ind w:left="180"/>
+            </w:pPr>
+            <w:r>
+              <w:rPr>
+                <w:sz w:val="19"/>
+                <w:szCs w:val="19"/>
+              </w:rPr>
+              <w:t xml:space="preserve">A)  0.25 rotations</w:t>
+            </w:r>
+          </w:p>
+          <w:p>
+            <w:pPr>
+              <w:spacing w:after="30"/>
+              <w:ind w:left="180"/>
+            </w:pPr>
+            <w:r>
+              <w:rPr>
+                <w:sz w:val="19"/>
+                <w:szCs w:val="19"/>
+              </w:rPr>
+              <w:t xml:space="preserve">B)  3 rotations</w:t>
+            </w:r>
+          </w:p>
+          <w:p>
+            <w:pPr>
+              <w:spacing w:after="30"/>
+              <w:ind w:left="180"/>
+            </w:pPr>
+            <w:r>
+              <w:rPr>
+                <w:sz w:val="19"/>
+                <w:szCs w:val="19"/>
+              </w:rPr>
+              <w:t xml:space="preserve">C)  4 rotations</w:t>
+            </w:r>
+          </w:p>
+          <w:p>
+            <w:pPr>
+              <w:spacing w:after="30"/>
+              <w:ind w:left="180"/>
+            </w:pPr>
+            <w:r>
+              <w:rPr>
+                <w:sz w:val="19"/>
+                <w:szCs w:val="19"/>
+              </w:rPr>
+              <w:t xml:space="preserve">D)  36 rotations</w:t>
+            </w:r>
+          </w:p>
+        </w:tc>
+        <w:tc>
+          <w:tcPr>
+            <w:tcW w:type="dxa" w:w="3560"/>
+            <w:tcMar>
+              <w:top w:type="dxa" w:w="80"/>
+              <w:left w:type="dxa" w:w="100"/>
+              <w:bottom w:type="dxa" w:w="80"/>
+              <w:right w:type="dxa" w:w="100"/>
+            </w:tcMar>
+            <w:vAlign w:val="top"/>
+          </w:tcPr>
+          <w:p>
+            <w:pPr>
+              <w:pBdr>
+                <w:bottom w:val="single" w:color="AFBECC" w:sz="6"/>
+              </w:pBdr>
+              <w:spacing w:after="30" w:before="150"/>
             </w:pPr>
             <w:r>
               <w:t xml:space="preserve"/>
@@ -3921,7 +5512,147 @@
           </w:p>
           <w:p>
             <w:pPr>
-              <w:spacing w:after="0" w:line="320"/>
+              <w:pBdr>
+                <w:bottom w:val="single" w:color="AFBECC" w:sz="6"/>
+              </w:pBdr>
+              <w:spacing w:after="30" w:before="150"/>
+            </w:pPr>
+            <w:r>
+              <w:t xml:space="preserve"/>
+            </w:r>
+          </w:p>
+          <w:p>
+            <w:pPr>
+              <w:pBdr>
+                <w:bottom w:val="single" w:color="AFBECC" w:sz="6"/>
+              </w:pBdr>
+              <w:spacing w:after="30" w:before="150"/>
+            </w:pPr>
+            <w:r>
+              <w:t xml:space="preserve"/>
+            </w:r>
+          </w:p>
+          <w:p>
+            <w:pPr>
+              <w:pBdr>
+                <w:bottom w:val="single" w:color="AFBECC" w:sz="6"/>
+              </w:pBdr>
+              <w:spacing w:after="30" w:before="150"/>
+            </w:pPr>
+            <w:r>
+              <w:t xml:space="preserve"/>
+            </w:r>
+          </w:p>
+        </w:tc>
+        <w:tc>
+          <w:tcPr>
+            <w:tcW w:type="dxa" w:w="3000"/>
+            <w:shd w:fill="FBF3E2" w:color="auto" w:val="clear"/>
+            <w:tcMar>
+              <w:top w:type="dxa" w:w="80"/>
+              <w:left w:type="dxa" w:w="100"/>
+              <w:bottom w:type="dxa" w:w="80"/>
+              <w:right w:type="dxa" w:w="100"/>
+            </w:tcMar>
+            <w:vAlign w:val="top"/>
+          </w:tcPr>
+          <w:p>
+            <w:pPr>
+              <w:spacing w:after="40"/>
+            </w:pPr>
+            <w:r>
+              <w:rPr>
+                <w:b/>
+                <w:bCs/>
+                <w:color w:val="12355B"/>
+                <w:sz w:val="19"/>
+                <w:szCs w:val="19"/>
+              </w:rPr>
+              <w:t xml:space="preserve">Because... </w:t>
+            </w:r>
+            <w:r>
+              <w:rPr>
+                <w:color w:val="AFBECC"/>
+                <w:sz w:val="19"/>
+                <w:szCs w:val="19"/>
+              </w:rPr>
+              <w:t xml:space="preserve">________________</w:t>
+            </w:r>
+          </w:p>
+          <w:p>
+            <w:pPr>
+              <w:pBdr>
+                <w:bottom w:val="single" w:color="AFBECC" w:sz="6"/>
+              </w:pBdr>
+              <w:spacing w:after="30" w:before="150"/>
+            </w:pPr>
+            <w:r>
+              <w:t xml:space="preserve"/>
+            </w:r>
+          </w:p>
+          <w:p>
+            <w:pPr>
+              <w:spacing w:after="40" w:before="80"/>
+            </w:pPr>
+            <w:r>
+              <w:rPr>
+                <w:b/>
+                <w:bCs/>
+                <w:color w:val="6B4FA0"/>
+                <w:sz w:val="19"/>
+                <w:szCs w:val="19"/>
+              </w:rPr>
+              <w:t xml:space="preserve">Although... </w:t>
+            </w:r>
+            <w:r>
+              <w:rPr>
+                <w:color w:val="AFBECC"/>
+                <w:sz w:val="19"/>
+                <w:szCs w:val="19"/>
+              </w:rPr>
+              <w:t xml:space="preserve">_______________</w:t>
+            </w:r>
+          </w:p>
+          <w:p>
+            <w:pPr>
+              <w:pBdr>
+                <w:bottom w:val="single" w:color="AFBECC" w:sz="6"/>
+              </w:pBdr>
+              <w:spacing w:after="30" w:before="150"/>
+            </w:pPr>
+            <w:r>
+              <w:t xml:space="preserve"/>
+            </w:r>
+          </w:p>
+          <w:p>
+            <w:pPr>
+              <w:spacing w:after="40" w:before="80"/>
+            </w:pPr>
+            <w:r>
+              <w:rPr>
+                <w:b/>
+                <w:bCs/>
+                <w:color w:val="1FA6A2"/>
+                <w:sz w:val="19"/>
+                <w:szCs w:val="19"/>
+              </w:rPr>
+              <w:t xml:space="preserve">Therefore... </w:t>
+            </w:r>
+            <w:r>
+              <w:rPr>
+                <w:color w:val="AFBECC"/>
+                <w:sz w:val="19"/>
+                <w:szCs w:val="19"/>
+              </w:rPr>
+              <w:t xml:space="preserve">______________</w:t>
+            </w:r>
+          </w:p>
+          <w:p>
+            <w:pPr>
+              <w:pBdr>
+                <w:bottom w:val="single" w:color="AFBECC" w:sz="6"/>
+              </w:pBdr>
+              <w:spacing w:after="30" w:before="150"/>
             </w:pPr>
             <w:r>
               <w:t xml:space="preserve"/>
@@ -3930,6 +5661,14 @@
         </w:tc>
       </w:tr>
     </w:tbl>
+    <w:p>
+      <w:pPr>
+        <w:spacing w:after="80"/>
+      </w:pPr>
+      <w:r>
+        <w:t xml:space="preserve"/>
+      </w:r>
+    </w:p>
     <w:p>
       <w:pPr>
         <w:pStyle w:val="Heading1"/>
@@ -4048,6 +5787,149 @@
         <w:t xml:space="preserve"/>
       </w:r>
     </w:p>
+    <w:p>
+      <w:pPr>
+        <w:spacing w:after="60"/>
+      </w:pPr>
+      <w:r>
+        <w:t xml:space="preserve"/>
+      </w:r>
+    </w:p>
+    <w:tbl>
+      <w:tblPr>
+        <w:tblW w:type="dxa" w:w="9360"/>
+        <w:tblBorders>
+          <w:top w:val="single" w:color="C7D2DD" w:sz="6"/>
+          <w:left w:val="single" w:color="C7D2DD" w:sz="6"/>
+          <w:bottom w:val="single" w:color="C7D2DD" w:sz="6"/>
+          <w:right w:val="single" w:color="C7D2DD" w:sz="6"/>
+          <w:insideH w:val="single" w:color="C7D2DD" w:sz="6"/>
+          <w:insideV w:val="single" w:color="C7D2DD" w:sz="6"/>
+        </w:tblBorders>
+      </w:tblPr>
+      <w:tblGrid>
+        <w:gridCol w:w="3120"/>
+        <w:gridCol w:w="3120"/>
+        <w:gridCol w:w="3120"/>
+      </w:tblGrid>
+      <w:tr>
+        <w:trPr>
+          <w:cantSplit/>
+          <w:tblHeader/>
+        </w:trPr>
+        <w:tc>
+          <w:tcPr>
+            <w:tcW w:type="dxa" w:w="9360"/>
+            <w:gridSpan w:val="3"/>
+            <w:shd w:fill="EEF4F8" w:color="auto" w:val="clear"/>
+            <w:tcMar>
+              <w:top w:type="dxa" w:w="60"/>
+              <w:left w:type="dxa" w:w="100"/>
+              <w:bottom w:type="dxa" w:w="60"/>
+              <w:right w:type="dxa" w:w="100"/>
+            </w:tcMar>
+          </w:tcPr>
+          <w:p>
+            <w:pPr>
+              <w:spacing w:after="0"/>
+            </w:pPr>
+            <w:r>
+              <w:rPr>
+                <w:b/>
+                <w:bCs/>
+                <w:color w:val="12355B"/>
+                <w:sz w:val="18"/>
+                <w:szCs w:val="18"/>
+              </w:rPr>
+              <w:t xml:space="preserve">EXIT CHECK · 3-POINT SELF-ASSESSMENT CHECKLIST</w:t>
+            </w:r>
+          </w:p>
+        </w:tc>
+      </w:tr>
+      <w:tr>
+        <w:trPr>
+          <w:cantSplit/>
+        </w:trPr>
+        <w:tc>
+          <w:tcPr>
+            <w:tcW w:type="dxa" w:w="3120"/>
+            <w:tcMar>
+              <w:top w:type="dxa" w:w="80"/>
+              <w:left w:type="dxa" w:w="100"/>
+              <w:bottom w:type="dxa" w:w="80"/>
+              <w:right w:type="dxa" w:w="100"/>
+            </w:tcMar>
+          </w:tcPr>
+          <w:p>
+            <w:pPr>
+              <w:spacing w:after="0"/>
+            </w:pPr>
+            <w:r>
+              <w:rPr>
+                <w:b/>
+                <w:bCs/>
+                <w:color w:val="1A2733"/>
+                <w:sz w:val="18"/>
+                <w:szCs w:val="18"/>
+              </w:rPr>
+              <w:t xml:space="preserve">☐ 1. Units &amp; Labels Verified</w:t>
+            </w:r>
+          </w:p>
+        </w:tc>
+        <w:tc>
+          <w:tcPr>
+            <w:tcW w:type="dxa" w:w="3120"/>
+            <w:tcMar>
+              <w:top w:type="dxa" w:w="80"/>
+              <w:left w:type="dxa" w:w="100"/>
+              <w:bottom w:type="dxa" w:w="80"/>
+              <w:right w:type="dxa" w:w="100"/>
+            </w:tcMar>
+          </w:tcPr>
+          <w:p>
+            <w:pPr>
+              <w:spacing w:after="0"/>
+            </w:pPr>
+            <w:r>
+              <w:rPr>
+                <w:b/>
+                <w:bCs/>
+                <w:color w:val="1A2733"/>
+                <w:sz w:val="18"/>
+                <w:szCs w:val="18"/>
+              </w:rPr>
+              <w:t xml:space="preserve">☐ 2. Reasoning Stated (Because / Although / Therefore)</w:t>
+            </w:r>
+          </w:p>
+        </w:tc>
+        <w:tc>
+          <w:tcPr>
+            <w:tcW w:type="dxa" w:w="3120"/>
+            <w:tcMar>
+              <w:top w:type="dxa" w:w="80"/>
+              <w:left w:type="dxa" w:w="100"/>
+              <w:bottom w:type="dxa" w:w="80"/>
+              <w:right w:type="dxa" w:w="100"/>
+            </w:tcMar>
+          </w:tcPr>
+          <w:p>
+            <w:pPr>
+              <w:spacing w:after="0"/>
+            </w:pPr>
+            <w:r>
+              <w:rPr>
+                <w:b/>
+                <w:bCs/>
+                <w:color w:val="1A2733"/>
+                <w:sz w:val="18"/>
+                <w:szCs w:val="18"/>
+              </w:rPr>
+              <w:t xml:space="preserve">☐ 3. Calculations Double-Checked</w:t>
+            </w:r>
+          </w:p>
+        </w:tc>
+      </w:tr>
+    </w:tbl>
     <w:sectPr>
       <w:headerReference w:type="default" r:id="rId7"/>
       <w:footerReference w:type="default" r:id="rId8"/>
